--- a/Space_News_21_07_2026.docx
+++ b/Space_News_21_07_2026.docx
@@ -155,7 +155,7 @@
           <w:b/>
           <w:sz w:val="26"/>
         </w:rPr>
-        <w:t>1. Uttar Pradesh CM launches ₹574-crore projects in Bulandshahr</w:t>
+        <w:t>1. ISRO VSSC Apprentice Trainee Recruitment 2026 Out, Walk-in for 460 Graduate and Technician Posts - Adda247</w:t>
       </w:r>
     </w:p>
     <w:p>
@@ -164,95 +164,6 @@
         <w:jc w:val="left"/>
       </w:pPr>
       <w:hyperlink r:id="rId12">
-        <w:r>
-          <w:rPr>
-            <w:color w:val="0000FF"/>
-            <w:u w:val="single"/>
-          </w:rPr>
-          <w:t>Read more</w:t>
-        </w:r>
-      </w:hyperlink>
-    </w:p>
-    <w:p>
-      <w:pPr>
-        <w:spacing w:after="120"/>
-        <w:jc w:val="center"/>
-      </w:pPr>
-      <w:r>
-        <w:drawing>
-          <wp:inline xmlns:a="http://schemas.openxmlformats.org/drawingml/2006/main" xmlns:pic="http://schemas.openxmlformats.org/drawingml/2006/picture">
-            <wp:extent cx="4389120" cy="2468880"/>
-            <wp:docPr id="3" name="Picture 3"/>
-            <wp:cNvGraphicFramePr>
-              <a:graphicFrameLocks noChangeAspect="1"/>
-            </wp:cNvGraphicFramePr>
-            <a:graphic>
-              <a:graphicData uri="http://schemas.openxmlformats.org/drawingml/2006/picture">
-                <pic:pic>
-                  <pic:nvPicPr>
-                    <pic:cNvPr id="0" name="image.jpg"/>
-                    <pic:cNvPicPr/>
-                  </pic:nvPicPr>
-                  <pic:blipFill>
-                    <a:blip r:embed="rId13"/>
-                    <a:stretch>
-                      <a:fillRect/>
-                    </a:stretch>
-                  </pic:blipFill>
-                  <pic:spPr>
-                    <a:xfrm>
-                      <a:off x="0" y="0"/>
-                      <a:ext cx="4389120" cy="2468880"/>
-                    </a:xfrm>
-                    <a:prstGeom prst="rect"/>
-                  </pic:spPr>
-                </pic:pic>
-              </a:graphicData>
-            </a:graphic>
-          </wp:inline>
-        </w:drawing>
-      </w:r>
-    </w:p>
-    <w:p>
-      <w:pPr>
-        <w:spacing w:after="120" w:line="276" w:lineRule="auto"/>
-        <w:jc w:val="both"/>
-      </w:pPr>
-      <w:r>
-        <w:rPr>
-          <w:rFonts w:ascii="Times New Roman" w:hAnsi="Times New Roman"/>
-          <w:sz w:val="24"/>
-        </w:rPr>
-        <w:t>- Economy - 2 min read Uttar Pradesh Chief Minister Yogi Adityanath inaugurated and laid foundation stones for 57 development projects. These projects are valued at over ₹574 crore in Bulandshahr district. Rahul Singh - TNN - Published On Jul 20, 2026 at 01:53 PM IST Select ETGovernment as Preferred Choice on Google Copy Link Share on WhatsApp Share on Linkedin Share on X Share on Telegram Share on Facebook The CM also distributed benefits under various welfare schemes, including laptops, Ayushman cards, scholarship certificates, subsidy assistance, toolkits, thermal printers, house keys and financial aid to beneficiaries. Uttar Pradesh chief minister Yogi Adityanath on Saturday inaugurated and laid the foundation stone for 57 development projects worth over ₹574 crore in Bulandshahr district, using the occasion to showcase the state's infrastructure push while attacking previous govts over law and order, governance and development. Addressing a public gathering after interacting with students, parents and citizens at Rajju Bhaiya Sainik Vidya Mandir in Shikarpur , Adityanath said the projects comprised 30 inaugurations and 27 foundation stones across the Bulandshahr and Sikandrabad assembly constituencies. Advt The CM also distributed benefits under various welfare schemes , including laptops, Ayushman cards, scholarship certificates, subsidy assistance, toolkits, thermal printers, house keys and financial aid to beneficiaries. Highlighting the district's strategic importance, Yogi said approval had been granted to connect the upcoming Noida International Airport at Jewar with the Ganga Expressway , a move he said would benefit Bulandshahr the most. Enhanced land compensation for farmers, he added, would improve their economic condition while accelerating industrial growth in the region. Describing Jewar as "more than just an airport", the CM said the area would emerge as a hub for an international film city, IT parks, electronics manufacturing and other industries, backed by domestic and international air cargo connectivity. He added that a link expressway connecting the airport to the Ganga Expressway and a ring road for Bulandshahr had also been approved. The CM highlighted the establishment of Kalyan Singh Government Medical College , saying few would have imagined a medical college in Bulandshahr earlier. He also praised Khurja's ceramics and crockery industry for giving the district global recognition. Referring to Bulandshahr's contribution to the armed forces, Adityanath said the district was among the country's leading contributors of soldiers and expressed confidence that Rajju Bhaiya Sainik Vidya Mandir would produce many more in the future. Yogi also outlined the state's economic progress, claiming that the state leads the country in sugarcane, sugar and ethanol production. He also said nearly 55 per cent of India's mobile phones and around 60 per cent of its electronic products are manufactured in Uttar Pradesh, which has attracted investment proposals worth nearly ₹50 lakh crore. Launching a political attack on previous govts, Adityanath alleged that before 2017 UP was known for poor law and order, riots, crime and weak infrastructure. He claimed traders and women now feel safer and said the state has taken strict action against the mafia and those involved in crimes against women. The CM also accused earlier govts of denying welfare benefits to the poor while favouring a handful of influential families in recruitment and administration. In contrast, he said, the present government has ensured transparency and extended free ration, housing and sanitation benefits to eligible beneficiaries. Rahul Singh , --&gt; - By - See more on: - Yogi Adityanath , - Bulandshahr , - Shikarpur , - Rajju Bhaiya Sainik Vidya Mandir , - Uttar Pradesh , - Noida International Airport Jewar , - Ganga Expressway , - 57 development projects , - welfare schemes , - Kalyan Singh Government Medical College Telegram Facebook Comments What are your thoughts? Comment Now --&gt; Comment Now Read Comment (1) All Comments By commenting, you agree to the Prohibited Content Policy Post Find this Comment Offensive? Choose your reason below and click on the submit button. This will alert our moderators to take actions REASONS FOR REPORTING Foul Language Defamatory Inciting hatred against a certain community Out of Context / Spam Others Report Join the community of 2M+ industry professionals. Subscribe to Newsletter to get latest insights &amp; analysis in your inbox. All about ETGovernment industry right on your smartphone! - Download the ETGovernment App and get the Realtime updates and Save your favourite articles. Scan to download App --&gt;</w:t>
-      </w:r>
-    </w:p>
-    <w:p>
-      <w:pPr>
-        <w:pBdr>
-          <w:bottom w:val="single" w:sz="6" w:space="6" w:color="A6A6A6"/>
-        </w:pBdr>
-      </w:pPr>
-    </w:p>
-    <w:p/>
-    <w:p>
-      <w:pPr>
-        <w:spacing w:after="60"/>
-      </w:pPr>
-      <w:r>
-        <w:rPr>
-          <w:rFonts w:ascii="Times New Roman" w:hAnsi="Times New Roman"/>
-          <w:b/>
-          <w:sz w:val="26"/>
-        </w:rPr>
-        <w:t>2. ISRO VSSC Apprentice Trainee Recruitment 2026 Out, Walk-in for 460 Graduate and Technician Posts - Adda247</w:t>
-      </w:r>
-    </w:p>
-    <w:p>
-      <w:pPr>
-        <w:spacing w:after="80"/>
-        <w:jc w:val="left"/>
-      </w:pPr>
-      <w:hyperlink r:id="rId14">
         <w:r>
           <w:rPr>
             <w:color w:val="0000FF"/>
@@ -293,7 +204,7 @@
           <w:b/>
           <w:sz w:val="26"/>
         </w:rPr>
-        <w:t>3. Skyroot's Pawan Kumar Chandana On Quitting ISRO, Taking Risks &amp; Building India's Space Future - NDTV</w:t>
+        <w:t>2. Skyroot's Pawan Kumar Chandana On Quitting ISRO, Taking Risks &amp; Building India's Space Future - NDTV</w:t>
       </w:r>
     </w:p>
     <w:p>
@@ -301,7 +212,7 @@
         <w:spacing w:after="80"/>
         <w:jc w:val="left"/>
       </w:pPr>
-      <w:hyperlink r:id="rId15">
+      <w:hyperlink r:id="rId13">
         <w:r>
           <w:rPr>
             <w:color w:val="0000FF"/>
@@ -342,7 +253,7 @@
           <w:b/>
           <w:sz w:val="26"/>
         </w:rPr>
-        <w:t>4. ISRO zero stipend, no accommodation for interns? Techie raises questions - The Economic Times</w:t>
+        <w:t>3. ISRO zero stipend, no accommodation for interns? Techie raises questions - The Economic Times</w:t>
       </w:r>
     </w:p>
     <w:p>
@@ -350,7 +261,7 @@
         <w:spacing w:after="80"/>
         <w:jc w:val="left"/>
       </w:pPr>
-      <w:hyperlink r:id="rId16">
+      <w:hyperlink r:id="rId14">
         <w:r>
           <w:rPr>
             <w:color w:val="0000FF"/>
@@ -369,7 +280,7 @@
         <w:drawing>
           <wp:inline xmlns:a="http://schemas.openxmlformats.org/drawingml/2006/main" xmlns:pic="http://schemas.openxmlformats.org/drawingml/2006/picture">
             <wp:extent cx="4389120" cy="1144988"/>
-            <wp:docPr id="4" name="Picture 4"/>
+            <wp:docPr id="3" name="Picture 3"/>
             <wp:cNvGraphicFramePr>
               <a:graphicFrameLocks noChangeAspect="1"/>
             </wp:cNvGraphicFramePr>
@@ -381,7 +292,7 @@
                     <pic:cNvPicPr/>
                   </pic:nvPicPr>
                   <pic:blipFill>
-                    <a:blip r:embed="rId17"/>
+                    <a:blip r:embed="rId15"/>
                     <a:stretch>
                       <a:fillRect/>
                     </a:stretch>
@@ -431,7 +342,96 @@
           <w:b/>
           <w:sz w:val="26"/>
         </w:rPr>
-        <w:t>5. NASA Sets Briefings for SpaceX Crew-13 Mission to Space Station</w:t>
+        <w:t>4. NASA Sets Briefings for SpaceX Crew-13 Mission to Space Station</w:t>
+      </w:r>
+    </w:p>
+    <w:p>
+      <w:pPr>
+        <w:spacing w:after="80"/>
+        <w:jc w:val="left"/>
+      </w:pPr>
+      <w:hyperlink r:id="rId16">
+        <w:r>
+          <w:rPr>
+            <w:color w:val="0000FF"/>
+            <w:u w:val="single"/>
+          </w:rPr>
+          <w:t>Read more</w:t>
+        </w:r>
+      </w:hyperlink>
+    </w:p>
+    <w:p>
+      <w:pPr>
+        <w:spacing w:after="120"/>
+        <w:jc w:val="center"/>
+      </w:pPr>
+      <w:r>
+        <w:drawing>
+          <wp:inline xmlns:a="http://schemas.openxmlformats.org/drawingml/2006/main" xmlns:pic="http://schemas.openxmlformats.org/drawingml/2006/picture">
+            <wp:extent cx="4389120" cy="2926080"/>
+            <wp:docPr id="4" name="Picture 4"/>
+            <wp:cNvGraphicFramePr>
+              <a:graphicFrameLocks noChangeAspect="1"/>
+            </wp:cNvGraphicFramePr>
+            <a:graphic>
+              <a:graphicData uri="http://schemas.openxmlformats.org/drawingml/2006/picture">
+                <pic:pic>
+                  <pic:nvPicPr>
+                    <pic:cNvPr id="0" name="image.jpg"/>
+                    <pic:cNvPicPr/>
+                  </pic:nvPicPr>
+                  <pic:blipFill>
+                    <a:blip r:embed="rId17"/>
+                    <a:stretch>
+                      <a:fillRect/>
+                    </a:stretch>
+                  </pic:blipFill>
+                  <pic:spPr>
+                    <a:xfrm>
+                      <a:off x="0" y="0"/>
+                      <a:ext cx="4389120" cy="2926080"/>
+                    </a:xfrm>
+                    <a:prstGeom prst="rect"/>
+                  </pic:spPr>
+                </pic:pic>
+              </a:graphicData>
+            </a:graphic>
+          </wp:inline>
+        </w:drawing>
+      </w:r>
+    </w:p>
+    <w:p>
+      <w:pPr>
+        <w:spacing w:after="120" w:line="276" w:lineRule="auto"/>
+        <w:jc w:val="both"/>
+      </w:pPr>
+      <w:r>
+        <w:rPr>
+          <w:rFonts w:ascii="Times New Roman" w:hAnsi="Times New Roman"/>
+          <w:sz w:val="24"/>
+        </w:rPr>
+        <w:t>NASA's SpaceX Crew-13 members are pictured in their pressure suits seated inside a mockup Dragon spacecraft during a preflight training session at the company's headquarters in Hawthorne, California. From left are Roscosmos Sergey Teteryatnikov, NASA astronauts Luke Delaney and Jessica Watkins, and CSA (Canadian Space Agency) astronaut Joshua Kutryk. Credit: SpaceX NASA and its partners will discuss the upcoming crew rotation mission to the International Space Station during a pair of news conferences on Monday, Aug. 3, from the agency's Johnson Space Center in Houston. Mission leadership will provide an overview of NASA's SpaceX Crew‑13 mission at 12 p.m. EDT. Next, crew members will discuss their training and mission preparations at 2 p.m. This is Crew-13's final media availability prior to traveling to the agency's Kennedy Space Center in Florida for launch. NASA will stream these events live. Learn where to watch online: https://www.nasa.gov/live The Crew-13 mission will carry NASA astronauts Jessica Watkins and Luke Delaney, CSA (Canadian Space Agency) astronaut Joshua Kutryk, and Roscosmos cosmonaut Sergey Teteryatnikov to the orbiting laboratory. The crew will launch aboard a SpaceX Dragon spacecraft on the company's Falcon 9 rocket from Space Launch Complex 40 at Cape Canaveral Space Force Station in Florida no earlier than mid-September. International media attending in person must email the NASA Johnson newsroom at jsccommu@mail.nasa.gov by 5 p.m., Tuesday, July 21. United States-based media attending in person must respond by 5 p.m., Thursday, July 30. Media joining virtually must respond by 10 a.m. the day of the event. NASA's media accreditation policy is available online. Briefing participants are as follows (all times Eastern and subject to change based on real-time operations): 12 p.m.: Mission Overview News Conference Joel Montalbano, deputy associate administrator, Human Spaceflight Mission Directorate, NASA Headquarters Dana Weigel, manager, Low Earth Orbit Program, NASA Johnson Mathieu Caron, director, Astronauts, Life Sciences, and Space Medicine, CSA Julianna Scheiman, director, NASA Science and Dragon Programs, SpaceX 2 p.m.: Crew-13 News Conference Jessica Watkins, commander, NASA Luke Delaney, pilot, NASA Joshua Kutryk, mission specialist, CSA Sergey Teteryatnikov, mission specialist, Roscosmos Following the news conference, crew members will be available for limited media interviews. All interview requests must be submitted by 5 p.m. on July 30, to the NASA Johnson newsroom at: jsccommu@mail.nasa.gov. This will be the second flight to the space station for Watkins, who was selected as a NASA astronaut in 2017. Watkins grew up in Lafayette, Colorado, and earned an undergraduate degree in geological and environmental sciences from Stanford University, as well as a doctorate in geology from the University of California, Los Angeles. As a geologist, she studied the Martian surface and was a member of the Curiosity rover science team at NASA's Jet Propulsion Laboratory in Southern California. Watkins first launched to the space station as a crew member aboard NASA's SpaceX Crew-4 mission, spending a total of 170 days in space across space station Expeditions 67/68 in 2022. She will be the first NASA astronaut to launch aboard a SpaceX Dragon spacecraft twice. Selected as a NASA astronaut in 2021, Delaney earned a bachelor's degree in mechanical engineering at the University of North Florida and a master's degree in aerospace engineering at the Naval Postgraduate School. The Florida native is a distinguished naval aviator who participated in exercises throughout the Asia Pacific region and conducted missions in support of Operation Enduring Freedom. As a test pilot, Delaney evaluated developmental aircraft systems and served as a test pilot instructor. He also worked as a research pilot at NASA's Langley Research Center in Hampton, Virginia, where he supported airborne science missions. This is the first spaceflight for Delaney. The Crew-13 mission also is the first spaceflight for Kutryk. Prior to his selection as a CSA astronaut in 2017, he served as a CF-18 fighter pilot, flying missions in support of Canada's NATO, U.N., and North American Aerospace Defense Command commitments. A native of Fort Saskatchewan, Alberta, Kutryk also worked as an experimental and operational test pilot at the Aerospace Engineering Test Establishment in Cold Lake, Alberta. Kutryk received a bachelor's degree in mechanical engineering from the Royal Military College of Canada in Kingston, Ontario, and he is a distinguished graduate of the United States Air Force Test Pilot school in Edwards, California. He has master's degrees in space studies, flight test engineering, and defense studies. This mission will be Teteryatnikov's first trip to the orbiting laboratory. He graduated from the Naval Academy, St. Petersburg, Russia, in 2011 as an engineer specializing in ship power plant operations. Before his selection as a test cosmonaut, Teteryatnikov served in various naval engineering roles, including undersea vessels and specialized engine room operations. He was selected for the Gagarin Research and Test Cosmonaut Training Center Cosmonaut Corps in 2021 and has served as a test cosmonaut since 2023. For more information about the mission, visit: https://www.nasa.gov/mission/nasas-spacex-crew-13 -end- Joshua Finch / Jimi Russell Headquarters, Washington 202-358-1100 joshua.a.finch@nasa.gov / james.j.russell@nasa.gov Leah Cheshier / Anna Schneider Johnson Space Center, Houston 281-483-5111 leah.d.cheshier@nasa.gov / anna.c.schneider@nasa.gov</w:t>
+      </w:r>
+    </w:p>
+    <w:p>
+      <w:pPr>
+        <w:pBdr>
+          <w:bottom w:val="single" w:sz="6" w:space="6" w:color="A6A6A6"/>
+        </w:pBdr>
+      </w:pPr>
+    </w:p>
+    <w:p/>
+    <w:p>
+      <w:pPr>
+        <w:spacing w:after="60"/>
+      </w:pPr>
+      <w:r>
+        <w:rPr>
+          <w:rFonts w:ascii="Times New Roman" w:hAnsi="Times New Roman"/>
+          <w:b/>
+          <w:sz w:val="26"/>
+        </w:rPr>
+        <w:t>5. NASA, GE Aerospace Work Enables Hybrid-Electric Flight Demonstration</w:t>
       </w:r>
     </w:p>
     <w:p>
@@ -499,7 +499,7 @@
           <w:rFonts w:ascii="Times New Roman" w:hAnsi="Times New Roman"/>
           <w:sz w:val="24"/>
         </w:rPr>
-        <w:t>NASA's SpaceX Crew-13 members are pictured in their pressure suits seated inside a mockup Dragon spacecraft during a preflight training session at the company's headquarters in Hawthorne, California. From left are Roscosmos Sergey Teteryatnikov, NASA astronauts Luke Delaney and Jessica Watkins, and CSA (Canadian Space Agency) astronaut Joshua Kutryk. Credit: SpaceX NASA and its partners will discuss the upcoming crew rotation mission to the International Space Station during a pair of news conferences on Monday, Aug. 3, from the agency's Johnson Space Center in Houston. Mission leadership will provide an overview of NASA's SpaceX Crew‑13 mission at 12 p.m. EDT. Next, crew members will discuss their training and mission preparations at 2 p.m. This is Crew-13's final media availability prior to traveling to the agency's Kennedy Space Center in Florida for launch. NASA will stream these events live. Learn where to watch online: https://www.nasa.gov/live The Crew-13 mission will carry NASA astronauts Jessica Watkins and Luke Delaney, CSA (Canadian Space Agency) astronaut Joshua Kutryk, and Roscosmos cosmonaut Sergey Teteryatnikov to the orbiting laboratory. The crew will launch aboard a SpaceX Dragon spacecraft on the company's Falcon 9 rocket from Space Launch Complex 40 at Cape Canaveral Space Force Station in Florida no earlier than mid-September. International media attending in person must email the NASA Johnson newsroom at jsccommu@mail.nasa.gov by 5 p.m., Tuesday, July 21. United States-based media attending in person must respond by 5 p.m., Thursday, July 30. Media joining virtually must respond by 10 a.m. the day of the event. NASA's media accreditation policy is available online. Briefing participants are as follows (all times Eastern and subject to change based on real-time operations): 12 p.m.: Mission Overview News Conference Joel Montalbano, deputy associate administrator, Human Spaceflight Mission Directorate, NASA Headquarters Dana Weigel, manager, Low Earth Orbit Program, NASA Johnson Mathieu Caron, director, Astronauts, Life Sciences, and Space Medicine, CSA Julianna Scheiman, director, NASA Science and Dragon Programs, SpaceX 2 p.m.: Crew-13 News Conference Jessica Watkins, commander, NASA Luke Delaney, pilot, NASA Joshua Kutryk, mission specialist, CSA Sergey Teteryatnikov, mission specialist, Roscosmos Following the news conference, crew members will be available for limited media interviews. All interview requests must be submitted by 5 p.m. on July 30, to the NASA Johnson newsroom at: jsccommu@mail.nasa.gov. This will be the second flight to the space station for Watkins, who was selected as a NASA astronaut in 2017. Watkins grew up in Lafayette, Colorado, and earned an undergraduate degree in geological and environmental sciences from Stanford University, as well as a doctorate in geology from the University of California, Los Angeles. As a geologist, she studied the Martian surface and was a member of the Curiosity rover science team at NASA's Jet Propulsion Laboratory in Southern California. Watkins first launched to the space station as a crew member aboard NASA's SpaceX Crew-4 mission, spending a total of 170 days in space across space station Expeditions 67/68 in 2022. She will be the first NASA astronaut to launch aboard a SpaceX Dragon spacecraft twice. Selected as a NASA astronaut in 2021, Delaney earned a bachelor's degree in mechanical engineering at the University of North Florida and a master's degree in aerospace engineering at the Naval Postgraduate School. The Florida native is a distinguished naval aviator who participated in exercises throughout the Asia Pacific region and conducted missions in support of Operation Enduring Freedom. As a test pilot, Delaney evaluated developmental aircraft systems and served as a test pilot instructor. He also worked as a research pilot at NASA's Langley Research Center in Hampton, Virginia, where he supported airborne science missions. This is the first spaceflight for Delaney. The Crew-13 mission also is the first spaceflight for Kutryk. Prior to his selection as a CSA astronaut in 2017, he served as a CF-18 fighter pilot, flying missions in support of Canada's NATO, U.N., and North American Aerospace Defense Command commitments. A native of Fort Saskatchewan, Alberta, Kutryk also worked as an experimental and operational test pilot at the Aerospace Engineering Test Establishment in Cold Lake, Alberta. Kutryk received a bachelor's degree in mechanical engineering from the Royal Military College of Canada in Kingston, Ontario, and he is a distinguished graduate of the United States Air Force Test Pilot school in Edwards, California. He has master's degrees in space studies, flight test engineering, and defense studies. This mission will be Teteryatnikov's first trip to the orbiting laboratory. He graduated from the Naval Academy, St. Petersburg, Russia, in 2011 as an engineer specializing in ship power plant operations. Before his selection as a test cosmonaut, Teteryatnikov served in various naval engineering roles, including undersea vessels and specialized engine room operations. He was selected for the Gagarin Research and Test Cosmonaut Training Center Cosmonaut Corps in 2021 and has served as a test cosmonaut since 2023. For more information about the mission, visit: https://www.nasa.gov/mission/nasas-spacex-crew-13 -end- Joshua Finch / Jimi Russell Headquarters, Washington 202-358-1100 joshua.a.finch@nasa.gov / james.j.russell@nasa.gov Leah Cheshier / Anna Schneider Johnson Space Center, Houston 281-483-5111 leah.d.cheshier@nasa.gov / anna.c.schneider@nasa.gov</w:t>
+        <w:t>A modified Saab 340B aircraft in flight powered in part by a hybrid electric system built by GE Aerospace, along with NASA, BETA Technologies, and Boeing. GE Aerospace An aircraft powered by a megawatt-class hybrid-electric engine developed in collaboration with NASA and built by GE Aerospace, demonstrated flight of an innovation that can inform new generations of fuel-saving aircraft power systems. Mounted to a Saab 340B aircraft, the engine flew at Farnborough International Air Show in the United Kingdom. It was the public debut of a system that has in recent months made historic test flights, becoming the first hybrid electric-powered aircraft to fly above 30,000 feet. "This achievement reflects what NASA does best in aeronautics: we explore bold possibilities, validate them through rigorous research and testing, and work with industry to turn breakthrough ideas into technologies that bring real value for the American people," said Laurie Grindle, director of the Aeronautics Division within the agency's Research and Technology Mission Directorate at NASA Headquarters in Washington. The testing leveraged work done through NASA's former Electrified Powertrain Flight Demonstration project and the agency's ongoing Subsonic Vehicle Technologies and Tools project - years of collaborative research that included key testing at NASA test facilities. The engine integrates electric motors, a gas turbine, and energy storage capabilities. It was designed to demonstrate the capacity to power an aircraft around the size of a regional-class jet, reducing fuel burn and costs without sacrificing performance. The unit's technology and designs are expected to be used to help develop future hybrid systems that could lower airline operating costs. The demonstration flight came after years of rapid development for the technology. For NASA, it also validates work that stretches back to a time when hybrid aviation propulsion seemed almost beyond the horizon of possibility. This achievement reflects what NASA does best in aeronautics: we explore bold possibilities, validate them through rigorous research and testing, and work with industry to turn breakthrough ideas into technologies that bring real value for the American people. LAURIE A. GRINDLE Director of the Aeronautics Division within the agency's Research and Technology Mission Directorate "This is the culmination of more than 15 years of work, and we did that because it's going to have an impact for aircraft that will help reduce energy use and help U.S. companies and the public," said Ralph Jansen, aerospace engineer at NASA's Glenn Research Center in Cleveland. "It's about having a vision that no one believes can happen and then doing the work to define and execute the research and development needed to make it happen." This accomplishment was possible because of the collaborative effort of hundreds of people working on Electrified Powertrain Flight Demonstration and Subsonic Vehicle Technologies and Tools projects across NASA centers, in conjunction with GE Aerospace and its partner companies. Hybird-Electric Evolves In recent years, aviation has seen a boom in small aircraft and drones powered by electrical systems drawing from batteries. But large passenger and cargo planes require complex engines capable of supplying massive amounts of power. So more than a decade ago when NASA began contemplating hybrid systems, just the possibility of using electric motors to supplement some energy was a daunting engineering challenge. NASA spent about seven years performing preliminary research, working with small businesses and other partners to consider technological obstacles and the potential commercial viability of hybrid systems. During that time, the agency addressed several barriers to implementation including the power, thermal, and battery technology, and the integration of the power system, engine, and aircraft. Through the agency's Electrified Powertrain Flight Demonstration award, GE Aerospace and NASA worked with researchers to develop lighter and more efficient power systems and shrink key components - sometimes dramatically. NASA and GE Aerospace also leveraged agency facilities and resources to further their research. In 2022, GE Aerospace tested an integrated version of its propulsion system at NASA's Electric Aircraft Testbed at the agency's Neil A. Armstrong Test Facility in Sandusky, Ohio. Testing allowed the system to operate in conditions simulating 45,000 feet in altitude, the range in which commercial single-aisle aircraft fly. The team added components, including electric motors, power converters, propellers, and a GE Aerospace commercial engine, followed by more ground tests and eventual flight tests. For the researchers who'd spent years on the concept, seeing the engine powering an aircraft in flight was a major step in a long journey. "I've got to say, I was pretty touched seeing it fly. It was just awesome," Jansen said. "It's just like a regular plane, which is probably the best thing of all." NASA's current support for this research is through the Aeronautics Division of its Research and Technology Mission Directorate.</w:t>
       </w:r>
     </w:p>
     <w:p>
@@ -520,7 +520,7 @@
           <w:b/>
           <w:sz w:val="26"/>
         </w:rPr>
-        <w:t>6. NASA, GE Aerospace Work Enables Hybrid-Electric Flight Demonstration</w:t>
+        <w:t>6. 50 years after Viking 1's historic Mars landing, NASA is looking to the Red Planet's skies</w:t>
       </w:r>
     </w:p>
     <w:p>
@@ -546,7 +546,7 @@
       <w:r>
         <w:drawing>
           <wp:inline xmlns:a="http://schemas.openxmlformats.org/drawingml/2006/main" xmlns:pic="http://schemas.openxmlformats.org/drawingml/2006/picture">
-            <wp:extent cx="4389120" cy="2926080"/>
+            <wp:extent cx="4389120" cy="2468880"/>
             <wp:docPr id="6" name="Picture 6"/>
             <wp:cNvGraphicFramePr>
               <a:graphicFrameLocks noChangeAspect="1"/>
@@ -567,7 +567,7 @@
                   <pic:spPr>
                     <a:xfrm>
                       <a:off x="0" y="0"/>
-                      <a:ext cx="4389120" cy="2926080"/>
+                      <a:ext cx="4389120" cy="2468880"/>
                     </a:xfrm>
                     <a:prstGeom prst="rect"/>
                   </pic:spPr>
@@ -588,7 +588,7 @@
           <w:rFonts w:ascii="Times New Roman" w:hAnsi="Times New Roman"/>
           <w:sz w:val="24"/>
         </w:rPr>
-        <w:t>A modified Saab 340B aircraft in flight powered in part by a hybrid electric system built by GE Aerospace, along with NASA, BETA Technologies, and Boeing. GE Aerospace An aircraft powered by a megawatt-class hybrid-electric engine developed in collaboration with NASA and built by GE Aerospace, demonstrated flight of an innovation that can inform new generations of fuel-saving aircraft power systems. Mounted to a Saab 340B aircraft, the engine flew at Farnborough International Air Show in the United Kingdom. It was the public debut of a system that has in recent months made historic test flights, becoming the first hybrid electric-powered aircraft to fly above 30,000 feet. "This achievement reflects what NASA does best in aeronautics: we explore bold possibilities, validate them through rigorous research and testing, and work with industry to turn breakthrough ideas into technologies that bring real value for the American people," said Laurie Grindle, director of the Aeronautics Division within the agency's Research and Technology Mission Directorate at NASA Headquarters in Washington. The testing leveraged work done through NASA's former Electrified Powertrain Flight Demonstration project and the agency's ongoing Subsonic Vehicle Technologies and Tools project - years of collaborative research that included key testing at NASA test facilities. The engine integrates electric motors, a gas turbine, and energy storage capabilities. It was designed to demonstrate the capacity to power an aircraft around the size of a regional-class jet, reducing fuel burn and costs without sacrificing performance. The unit's technology and designs are expected to be used to help develop future hybrid systems that could lower airline operating costs. The demonstration flight came after years of rapid development for the technology. For NASA, it also validates work that stretches back to a time when hybrid aviation propulsion seemed almost beyond the horizon of possibility. This achievement reflects what NASA does best in aeronautics: we explore bold possibilities, validate them through rigorous research and testing, and work with industry to turn breakthrough ideas into technologies that bring real value for the American people. LAURIE A. GRINDLE Director of the Aeronautics Division within the agency's Research and Technology Mission Directorate "This is the culmination of more than 15 years of work, and we did that because it's going to have an impact for aircraft that will help reduce energy use and help U.S. companies and the public," said Ralph Jansen, aerospace engineer at NASA's Glenn Research Center in Cleveland. "It's about having a vision that no one believes can happen and then doing the work to define and execute the research and development needed to make it happen." This accomplishment was possible because of the collaborative effort of hundreds of people working on Electrified Powertrain Flight Demonstration and Subsonic Vehicle Technologies and Tools projects across NASA centers, in conjunction with GE Aerospace and its partner companies. Hybird-Electric Evolves In recent years, aviation has seen a boom in small aircraft and drones powered by electrical systems drawing from batteries. But large passenger and cargo planes require complex engines capable of supplying massive amounts of power. So more than a decade ago when NASA began contemplating hybrid systems, just the possibility of using electric motors to supplement some energy was a daunting engineering challenge. NASA spent about seven years performing preliminary research, working with small businesses and other partners to consider technological obstacles and the potential commercial viability of hybrid systems. During that time, the agency addressed several barriers to implementation including the power, thermal, and battery technology, and the integration of the power system, engine, and aircraft. Through the agency's Electrified Powertrain Flight Demonstration award, GE Aerospace and NASA worked with researchers to develop lighter and more efficient power systems and shrink key components - sometimes dramatically. NASA and GE Aerospace also leveraged agency facilities and resources to further their research. In 2022, GE Aerospace tested an integrated version of its propulsion system at NASA's Electric Aircraft Testbed at the agency's Neil A. Armstrong Test Facility in Sandusky, Ohio. Testing allowed the system to operate in conditions simulating 45,000 feet in altitude, the range in which commercial single-aisle aircraft fly. The team added components, including electric motors, power converters, propellers, and a GE Aerospace commercial engine, followed by more ground tests and eventual flight tests. For the researchers who'd spent years on the concept, seeing the engine powering an aircraft in flight was a major step in a long journey. "I've got to say, I was pretty touched seeing it fly. It was just awesome," Jansen said. "It's just like a regular plane, which is probably the best thing of all." NASA's current support for this research is through the Aeronautics Division of its Research and Technology Mission Directorate.</w:t>
+        <w:t>Click for next article Half a century after first putting hardware down on Mars, NASA is looking to explore the Red Planet's skies. On July 20, 1976, the Viking 1 lander touched down in the western reaches of Chryse Planitia (the "Golden Plain"), a large circular landform that lies 22.5 degrees north of the Martian equator. It was the first-ever Mars landing for NASA. Viking 1, along with its twin Viking 2, went on to conduct the first fully successful mission on the Red Planet's surface. (The Soviet Union's Mars 3 probe survived its touchdown attempt on Dec. 2, 1971 but died less than two minutes later.) And those missions have left a rich and intriguing legacy. The first color image ever captured on the surface of Mars. NASA's Viking 1 lander took this photo on July 21, 1976. (Image credit: NASA) Viking 1 and Viking 2 - which touched down in a different Red Planet region on Sept. 3, 1976 - were sent to the surface to search for signs of life on Mars . (Each mission also featured an orbiter, which studied the planet from above.) The landers did this using three different experiments, two of which returned negative results. But the third, called Labeled Release (LR), was different. LR observed a steady stream of carbon dioxide gas coming from dirt into which it had introduced nutrients - a possible sign of microbial metabolism. Some scientists deemed the LR results a likely life detection . But most disagreed, ascribing them to abiotic reactions and stressing that, overall, the Viking data paint a picture of a dead planet. That disagreement illustrates one of the main legacies of the Viking program: It showed researchers that hunting for extraterrestrial life is a complicated business, and they needed to learn more about Mars before attempting the search again on the Red Planet. NASA didn't send a surface craft to Mars for another two decades, a hiatus caused in part by the Vikings' ambiguous results and high price tag, as well as a shifting of funds to the nascent space shuttle program. The dry spell was broken in July 1997, when the agency's Pathfinder lander touched down in Chryse Planitia, about 530 miles (850 kilometers) from Viking 1. The main goals of Pathfinder's mission were to demonstrate a new "faster, better, cheaper" method of Mars exploration, prove out a new airbag-based landing system and get a mobile robot onto the red dirt. Pathfinder achieved all of these objectives, notching the third by deploying a small rover named Sojourner . The little wheeled robot stumbled across rounded pebbles - strong evidence that they had been exposed to flowing water. This discovery helped shape a new NASA Mars exploration strategy, one that aims to make an informed search for alien life after "following the water." Life as we know it depends on water, so the agency built rovers designed to hunt for signs of past liquid water and potentially habitable environments. The twin golf-cart-sized rovers Spirit and Opportunity landed in 2004, and the car-sized Curiosity followed suit in August 2012. Then came Perseverance , which landed inside Mars' Jezero Crater in February 2021. All of these wheeled explorers found evidence of past aqueous environments. Curiosity and Perseverance - with their more extensive and sophisticated scientific payloads - delved even deeper, discovering complex organic molecules that may have been produced by life as we know it. The two latter rovers are continuing their work; both remain active on the Red Planet. (Pathfinder and Sojourner operated for about three months; Spirit was declared dead in 2010 and Opportunity fell victim to a Mars dust storm in 2018 .) Perseverance has collected a variety of Mars samples , which NASA wants to return to Earth for detailed study. As the Vikings' experience suggests, such a level of intense scrutiny may be necessary to make a definitive detection of life on Mars, if it indeed exists. (Getting those samples home is not a foregone conclusion, however; NASA's original plan was deemed too expensive , and it's now looking into a new return strategy.) Perseverance also carried a little robotic companion, which heralded a new phase of Red Planet exploration - the Ingenuity helicopter . Ingenuity was a technology demonstration, designed to show that rotorcraft could effectively ply the thin Red Planet skies. ( Mars' atmosphere is just 1% as dense as that of Earth at sea level.) The $80 million mission was a rousing success. The 4-pound (1.8 kilograms) Ingenuity was expected to make just five short hops on Mars but ended up flying 72 times over the course of nearly three years of activity. (Its first flight occurred on April 19, 2021, and its last was on Jan. 18, 2024.) So NASA aimed higher, drawing up plans for future helicopter missions that could collect valuable scientific data. And such a mission is on course to launch in 2028, if all goes according to plan: Skyfall , which will send three Ingenuity-like choppers to Mars on a nuclear-powered rocket. "Equipped with a suite of scientific instruments, these aerial scouts will map hidden ice deposits and analyze weather patterns," NASA officials wrote in a description of Skyfall . "The mission will also demonstrate how aerial vehicles can generate wide terrain and subsurface maps to identify safe and resource-rich destinations for future American astronauts venturing to Mars ." And Skyfall could be just another step toward even more ambitious aerial exploration on the Red Planet. NASA's Jet Propulsion Laboratory in Southern California, which built and operated Ingenuity, is looking into larger, more capable Mars helicopters that could do a wider variety of work on the Red Planet. This is all part of Viking 1's legacy. That historic touchdown on Mars half a century ago lifted exploration up - all the way into the skies of another world.</w:t>
       </w:r>
     </w:p>
     <w:p>
@@ -609,7 +609,7 @@
           <w:b/>
           <w:sz w:val="26"/>
         </w:rPr>
-        <w:t>7. 50 years after Viking 1's historic Mars landing, NASA is looking to the Red Planet's skies</w:t>
+        <w:t>7. Twice in a row: SpaceX rocket aborts launch at last second again (video)</w:t>
       </w:r>
     </w:p>
     <w:p>
@@ -677,7 +677,7 @@
           <w:rFonts w:ascii="Times New Roman" w:hAnsi="Times New Roman"/>
           <w:sz w:val="24"/>
         </w:rPr>
-        <w:t>Click for next article Half a century after first putting hardware down on Mars, NASA is looking to explore the Red Planet's skies. On July 20, 1976, the Viking 1 lander touched down in the western reaches of Chryse Planitia (the "Golden Plain"), a large circular landform that lies 22.5 degrees north of the Martian equator. It was the first-ever Mars landing for NASA. Viking 1, along with its twin Viking 2, went on to conduct the first fully successful mission on the Red Planet's surface. (The Soviet Union's Mars 3 probe survived its touchdown attempt on Dec. 2, 1971 but died less than two minutes later.) And those missions have left a rich and intriguing legacy. The first color image ever captured on the surface of Mars. NASA's Viking 1 lander took this photo on July 21, 1976. (Image credit: NASA) Viking 1 and Viking 2 - which touched down in a different Red Planet region on Sept. 3, 1976 - were sent to the surface to search for signs of life on Mars . (Each mission also featured an orbiter, which studied the planet from above.) The landers did this using three different experiments, two of which returned negative results. But the third, called Labeled Release (LR), was different. LR observed a steady stream of carbon dioxide gas coming from dirt into which it had introduced nutrients - a possible sign of microbial metabolism. Some scientists deemed the LR results a likely life detection . But most disagreed, ascribing them to abiotic reactions and stressing that, overall, the Viking data paint a picture of a dead planet. That disagreement illustrates one of the main legacies of the Viking program: It showed researchers that hunting for extraterrestrial life is a complicated business, and they needed to learn more about Mars before attempting the search again on the Red Planet. NASA didn't send a surface craft to Mars for another two decades, a hiatus caused in part by the Vikings' ambiguous results and high price tag, as well as a shifting of funds to the nascent space shuttle program. The dry spell was broken in July 1997, when the agency's Pathfinder lander touched down in Chryse Planitia, about 530 miles (850 kilometers) from Viking 1. The main goals of Pathfinder's mission were to demonstrate a new "faster, better, cheaper" method of Mars exploration, prove out a new airbag-based landing system and get a mobile robot onto the red dirt. Pathfinder achieved all of these objectives, notching the third by deploying a small rover named Sojourner . The little wheeled robot stumbled across rounded pebbles - strong evidence that they had been exposed to flowing water. This discovery helped shape a new NASA Mars exploration strategy, one that aims to make an informed search for alien life after "following the water." Life as we know it depends on water, so the agency built rovers designed to hunt for signs of past liquid water and potentially habitable environments. The twin golf-cart-sized rovers Spirit and Opportunity landed in 2004, and the car-sized Curiosity followed suit in August 2012. Then came Perseverance , which landed inside Mars' Jezero Crater in February 2021. All of these wheeled explorers found evidence of past aqueous environments. Curiosity and Perseverance - with their more extensive and sophisticated scientific payloads - delved even deeper, discovering complex organic molecules that may have been produced by life as we know it. The two latter rovers are continuing their work; both remain active on the Red Planet. (Pathfinder and Sojourner operated for about three months; Spirit was declared dead in 2010 and Opportunity fell victim to a Mars dust storm in 2018 .) Perseverance has collected a variety of Mars samples , which NASA wants to return to Earth for detailed study. As the Vikings' experience suggests, such a level of intense scrutiny may be necessary to make a definitive detection of life on Mars, if it indeed exists. (Getting those samples home is not a foregone conclusion, however; NASA's original plan was deemed too expensive , and it's now looking into a new return strategy.) Perseverance also carried a little robotic companion, which heralded a new phase of Red Planet exploration - the Ingenuity helicopter . Ingenuity was a technology demonstration, designed to show that rotorcraft could effectively ply the thin Red Planet skies. ( Mars' atmosphere is just 1% as dense as that of Earth at sea level.) The $80 million mission was a rousing success. The 4-pound (1.8 kilograms) Ingenuity was expected to make just five short hops on Mars but ended up flying 72 times over the course of nearly three years of activity. (Its first flight occurred on April 19, 2021, and its last was on Jan. 18, 2024.) So NASA aimed higher, drawing up plans for future helicopter missions that could collect valuable scientific data. And such a mission is on course to launch in 2028, if all goes according to plan: Skyfall , which will send three Ingenuity-like choppers to Mars on a nuclear-powered rocket. "Equipped with a suite of scientific instruments, these aerial scouts will map hidden ice deposits and analyze weather patterns," NASA officials wrote in a description of Skyfall . "The mission will also demonstrate how aerial vehicles can generate wide terrain and subsurface maps to identify safe and resource-rich destinations for future American astronauts venturing to Mars ." And Skyfall could be just another step toward even more ambitious aerial exploration on the Red Planet. NASA's Jet Propulsion Laboratory in Southern California, which built and operated Ingenuity, is looking into larger, more capable Mars helicopters that could do a wider variety of work on the Red Planet. This is all part of Viking 1's legacy. That historic touchdown on Mars half a century ago lifted exploration up - all the way into the skies of another world.</w:t>
+        <w:t>Click for next article That's two last-second launch aborts in a row for SpaceX. One of the company's Falcon 9 rockets tried to loft 24 Starlink internet satellites from Vandenberg Space Force Base in California this morning (July 20), but the attempt was aborted just as the first-stage engines started firing up. Something similar happened on Thursday afternoon (July 16), when SpaceX attempted to launch the 13th test flight of its Starship megarocket. A SpaceX Falcon 9 rocket tries to launch 24 Starlink satellites from Vandenberg Space Force Base on July 20, 2026. The launch aborted at the last second. (Image credit: SpaceX) The two events likely have little in common other than a proximity in time. They involved two very different vehicles, after all: The workhorse Falcon 9 is the most reliable and active rocket on the planet; it has already launched 84 times this year, with zero failures. Starship, on the other hand, remains in the development-and-testing phase. SpaceX has high hopes for the giant vehicle, which combines full reusability with unprecedented brawn. (It's the biggest and most powerful rocket ever built.) The two vehicles are also powered by different engines. The Falcon 9's first stage employs nine Merlin 1Ds, whereas Starship's Super Heavy booster uses 33 next-gen Raptors. SpaceX decided to swap out two of those Raptors ahead of the next Flight 13 launch attempt, which is scheduled for Thursday afternoon (July 23).</w:t>
       </w:r>
     </w:p>
     <w:p>
@@ -698,7 +698,7 @@
           <w:b/>
           <w:sz w:val="26"/>
         </w:rPr>
-        <w:t>8. Twice in a row: SpaceX rocket aborts launch at last second again (video)</w:t>
+        <w:t>8. Four astronauts, 3 spacecraft, 2 weeks in orbit: Artemis III will be NASA's most complicated mission ever</w:t>
       </w:r>
     </w:p>
     <w:p>
@@ -724,7 +724,7 @@
       <w:r>
         <w:drawing>
           <wp:inline xmlns:a="http://schemas.openxmlformats.org/drawingml/2006/main" xmlns:pic="http://schemas.openxmlformats.org/drawingml/2006/picture">
-            <wp:extent cx="4389120" cy="2468880"/>
+            <wp:extent cx="4389120" cy="2449568"/>
             <wp:docPr id="8" name="Picture 8"/>
             <wp:cNvGraphicFramePr>
               <a:graphicFrameLocks noChangeAspect="1"/>
@@ -738,95 +738,6 @@
                   </pic:nvPicPr>
                   <pic:blipFill>
                     <a:blip r:embed="rId25"/>
-                    <a:stretch>
-                      <a:fillRect/>
-                    </a:stretch>
-                  </pic:blipFill>
-                  <pic:spPr>
-                    <a:xfrm>
-                      <a:off x="0" y="0"/>
-                      <a:ext cx="4389120" cy="2468880"/>
-                    </a:xfrm>
-                    <a:prstGeom prst="rect"/>
-                  </pic:spPr>
-                </pic:pic>
-              </a:graphicData>
-            </a:graphic>
-          </wp:inline>
-        </w:drawing>
-      </w:r>
-    </w:p>
-    <w:p>
-      <w:pPr>
-        <w:spacing w:after="120" w:line="276" w:lineRule="auto"/>
-        <w:jc w:val="both"/>
-      </w:pPr>
-      <w:r>
-        <w:rPr>
-          <w:rFonts w:ascii="Times New Roman" w:hAnsi="Times New Roman"/>
-          <w:sz w:val="24"/>
-        </w:rPr>
-        <w:t>Click for next article That's two last-second launch aborts in a row for SpaceX. One of the company's Falcon 9 rockets tried to loft 24 Starlink internet satellites from Vandenberg Space Force Base in California this morning (July 20), but the attempt was aborted just as the first-stage engines started firing up. Something similar happened on Thursday afternoon (July 16), when SpaceX attempted to launch the 13th test flight of its Starship megarocket. A SpaceX Falcon 9 rocket tries to launch 24 Starlink satellites from Vandenberg Space Force Base on July 20, 2026. The launch aborted at the last second. (Image credit: SpaceX) The two events likely have little in common other than a proximity in time. They involved two very different vehicles, after all: The workhorse Falcon 9 is the most reliable and active rocket on the planet; it has already launched 84 times this year, with zero failures. Starship, on the other hand, remains in the development-and-testing phase. SpaceX has high hopes for the giant vehicle, which combines full reusability with unprecedented brawn. (It's the biggest and most powerful rocket ever built.) The two vehicles are also powered by different engines. The Falcon 9's first stage employs nine Merlin 1Ds, whereas Starship's Super Heavy booster uses 33 next-gen Raptors. SpaceX decided to swap out two of those Raptors ahead of the next Flight 13 launch attempt, which is scheduled for Thursday afternoon (July 23).</w:t>
-      </w:r>
-    </w:p>
-    <w:p>
-      <w:pPr>
-        <w:pBdr>
-          <w:bottom w:val="single" w:sz="6" w:space="6" w:color="A6A6A6"/>
-        </w:pBdr>
-      </w:pPr>
-    </w:p>
-    <w:p/>
-    <w:p>
-      <w:pPr>
-        <w:spacing w:after="60"/>
-      </w:pPr>
-      <w:r>
-        <w:rPr>
-          <w:rFonts w:ascii="Times New Roman" w:hAnsi="Times New Roman"/>
-          <w:b/>
-          <w:sz w:val="26"/>
-        </w:rPr>
-        <w:t>9. Four astronauts, 3 spacecraft, 2 weeks in orbit: Artemis III will be NASA's most complicated mission ever</w:t>
-      </w:r>
-    </w:p>
-    <w:p>
-      <w:pPr>
-        <w:spacing w:after="80"/>
-        <w:jc w:val="left"/>
-      </w:pPr>
-      <w:hyperlink r:id="rId26">
-        <w:r>
-          <w:rPr>
-            <w:color w:val="0000FF"/>
-            <w:u w:val="single"/>
-          </w:rPr>
-          <w:t>Read more</w:t>
-        </w:r>
-      </w:hyperlink>
-    </w:p>
-    <w:p>
-      <w:pPr>
-        <w:spacing w:after="120"/>
-        <w:jc w:val="center"/>
-      </w:pPr>
-      <w:r>
-        <w:drawing>
-          <wp:inline xmlns:a="http://schemas.openxmlformats.org/drawingml/2006/main" xmlns:pic="http://schemas.openxmlformats.org/drawingml/2006/picture">
-            <wp:extent cx="4389120" cy="2449568"/>
-            <wp:docPr id="9" name="Picture 9"/>
-            <wp:cNvGraphicFramePr>
-              <a:graphicFrameLocks noChangeAspect="1"/>
-            </wp:cNvGraphicFramePr>
-            <a:graphic>
-              <a:graphicData uri="http://schemas.openxmlformats.org/drawingml/2006/picture">
-                <pic:pic>
-                  <pic:nvPicPr>
-                    <pic:cNvPr id="0" name="image.jpg"/>
-                    <pic:cNvPicPr/>
-                  </pic:nvPicPr>
-                  <pic:blipFill>
-                    <a:blip r:embed="rId27"/>
                     <a:stretch>
                       <a:fillRect/>
                     </a:stretch>
@@ -876,7 +787,96 @@
           <w:b/>
           <w:sz w:val="26"/>
         </w:rPr>
-        <w:t>10. Artemis II was an incredible reminder of our shared humanity just when we needed it most (op-ed)</w:t>
+        <w:t>9. Artemis II was an incredible reminder of our shared humanity just when we needed it most (op-ed)</w:t>
+      </w:r>
+    </w:p>
+    <w:p>
+      <w:pPr>
+        <w:spacing w:after="80"/>
+        <w:jc w:val="left"/>
+      </w:pPr>
+      <w:hyperlink r:id="rId26">
+        <w:r>
+          <w:rPr>
+            <w:color w:val="0000FF"/>
+            <w:u w:val="single"/>
+          </w:rPr>
+          <w:t>Read more</w:t>
+        </w:r>
+      </w:hyperlink>
+    </w:p>
+    <w:p>
+      <w:pPr>
+        <w:spacing w:after="120"/>
+        <w:jc w:val="center"/>
+      </w:pPr>
+      <w:r>
+        <w:drawing>
+          <wp:inline xmlns:a="http://schemas.openxmlformats.org/drawingml/2006/main" xmlns:pic="http://schemas.openxmlformats.org/drawingml/2006/picture">
+            <wp:extent cx="4389120" cy="2468880"/>
+            <wp:docPr id="9" name="Picture 9"/>
+            <wp:cNvGraphicFramePr>
+              <a:graphicFrameLocks noChangeAspect="1"/>
+            </wp:cNvGraphicFramePr>
+            <a:graphic>
+              <a:graphicData uri="http://schemas.openxmlformats.org/drawingml/2006/picture">
+                <pic:pic>
+                  <pic:nvPicPr>
+                    <pic:cNvPr id="0" name="image.jpg"/>
+                    <pic:cNvPicPr/>
+                  </pic:nvPicPr>
+                  <pic:blipFill>
+                    <a:blip r:embed="rId27"/>
+                    <a:stretch>
+                      <a:fillRect/>
+                    </a:stretch>
+                  </pic:blipFill>
+                  <pic:spPr>
+                    <a:xfrm>
+                      <a:off x="0" y="0"/>
+                      <a:ext cx="4389120" cy="2468880"/>
+                    </a:xfrm>
+                    <a:prstGeom prst="rect"/>
+                  </pic:spPr>
+                </pic:pic>
+              </a:graphicData>
+            </a:graphic>
+          </wp:inline>
+        </w:drawing>
+      </w:r>
+    </w:p>
+    <w:p>
+      <w:pPr>
+        <w:spacing w:after="120" w:line="276" w:lineRule="auto"/>
+        <w:jc w:val="both"/>
+      </w:pPr>
+      <w:r>
+        <w:rPr>
+          <w:rFonts w:ascii="Times New Roman" w:hAnsi="Times New Roman"/>
+          <w:sz w:val="24"/>
+        </w:rPr>
+        <w:t>Click for next article The Artemis II crew - (clockwise from left) Mission Specialist Christina Koch, Mission Specialist Jeremy Hansen, Commander Reid Wiseman, and Pilot Victor Glover - take time out for a group hug inside the Orion spacecraft on their way home. For ten glorious days starting on April 1, 2026, one human endeavor captivated our home planet across continents and time zones: the NASA Artemis II mission to orbit the moon, the first crewed mission to cislunar space since 1972. In an Easter-Passover week that had especially demoralizing headlines on global conflicts, this mission presented a powerful vision of what journeying together and taking enormous risks for a shared purpose towards a shared future could look like. Much has been spoken and written about the scientific and personal achievements of the Artemis II mission and its trailblazing astronauts . Their humanity, and what it did for humankind at large, is perhaps a quieter yet just-as-celebratory achievement. In a time of trillion-dollar AI IPOs , when the seemingly planned obsolescence of humanity itself looms on our collective horizon, the Artemis II astronauts reminded us that they considered it the honor of a lifetime to do this for us - and as us - while transmitting daily that they couldn't wait to come home to us. As Christina Koch shared at the end of the translunar injection burn (TLI) on day 2 , while Artemis II set its course to leave Earth's orbital space for the moon as well as its return trajectory: "With this translunar injection burn, we do not leave Earth. We choose it." Aparna Venkatesan Astronomer at the University of San Francisco Aparna Venkatesan is an astronomer and dark-sky advocate in the Department of Physics and Astronomy at University of San Francisco. She works actively on space policy projects and has co-created STEM partnerships with Indigenous communities for almost 25 years. Dr. Venkatesan recently coined the term noctalgia with Dr. John Barentine to express "sky grief" for the accelerating loss of the home environment of our shared skies. From their morning wake-up music playlists (which inspired many to enquire about submitting their compositions for future crewed missions), to the reading out of their menus and details of their daily workouts or sleep schedules, we were reminded that these astronauts were navigating with us in real time the humdrum work of staying alive while conducting amazing science. This signal reached Earth as a continuous invitation to fellowship, and the record-breaking viewership of Artemis II built like a slow cooker feast, with global engagement increasing from launch to splashdown . The Artemis II livestream introduced many viewers to the unavoidable aspects of spaceflight missions, such as the timing lag and blackouts in communications that will endure regardless of future technological advancements. Sometimes this was wonderfully funny, like when the Canadian Prime Minister Mark Carney sought reassurance from the Artemis II astronauts that they preferred maple syrup to Nutella over their pancakes , with the astronauts bursting into laughter a few seconds after the media in-room chuckles. At other times, it was the quiet anticipation of unprecedented history like the 40-minute communications blackout when the Orion spacecraft traveled behind the moon, or the heart pounding nailbiters of the 6-minute blackouts during the TLI or re-entry to Earth. In an era that rewards instantaneity over pauses, the globe watched and waited together. Such communication lags will compound dramatically for more distant worlds we explore, yet will still tether us profoundly in real time to one another despite our attention- and time-deprived schedules. Artemis II astronauts Victor Glover and Christina Koch smile after being recovered onto a U.S. Navy vessel following splashdown. (Image credit: NASA/Bill Ingalls) The Artemis II livestream also brought home the challenges of human bodily functions far from home. An inordinate amount of media attention and communications airtime was devoted to the brand new model of NASA toilet which developed issues just hours after launch and later became unfunctional on day 3 of the mission. Panels of NASA and space studies experts were asked by journalists about whether the astronauts were able to do either one or both of "#1" or "#2", or why the toilet gave off burning smells, highlighting the very human realities of boldly going where no one has gone before. We also saw the rocking of the Orion capsule framed by the darkness of space and the background of the moon or Earth. We watched as each astronaut took their turn with the mandatory daily exercise routine to prevent bone density loss, cardiovascular issues and other health declines in a microgravity environment (only one astronaut can work out at a time, owing to space restrictions and to prevent buildup of exhaled carbon dioxide in an enclosed environment). The Artemis II crew give a group thumbs-up inside their Orion capsule. (Image credit: NASA) The Artemis II mission was full of deeply personal experiences and observations shared by the astronauts, made even more powerful by their unscripted nature. Commander Reed Wiseman's impromptu words of gratitude to the thousands of engineers and staff involved with the successful TLI, and the spontaneous naming of craters on the far side of the moon including - as the astronauts wept and hugged - one for his deceased wife Carroll , connected us in real time to their, and therefore our, evolving scientific and human perspectives. This gratitude was echoed in a recent interview at the Kennedy Space Center , in which Wiseman shared that he had just received a handwritten note at the airport written on a boarding pass, stating "Thank you for reminding us about joy and hope in the universe again", which he expanded on to thank all the hands that helped the Artemis II mission succeed. There were also moments during the mission when they simply ran out of words, like when they saw shades of colors on far-side lunar craters on what appears from Earth as a gray barren world. They called for new language to describe what they were seeing. The moon and earth as seen through the window of the Artemis II crew's Orion spacecraft (Image credit: NASA) NASA recently issued a call for filmmakers, documentarians, songwriters, and poets to contribute to mission storytelling, especially encouraging in the wake of the cancellation of the artist-focused dearmoon mission . Perhaps a Dictionary of the Moon and an Embassy of the Moon , as Dutch artist Marjolijn van Heemstra has proposed, will become possibilities in the future. Towards the end of the 1997 movie "Contact," based on the 1985 book by Carl Sagan, astronaut and SETI scientist Dr. Ellie Arroway (played by Jodie Foster) is overcome by the experience of interstellar travel and the dazzling views it brings. She says in a choked voice "they should have sent a poet." In the case of Artemis II, we sent four.</w:t>
+      </w:r>
+    </w:p>
+    <w:p>
+      <w:pPr>
+        <w:pBdr>
+          <w:bottom w:val="single" w:sz="6" w:space="6" w:color="A6A6A6"/>
+        </w:pBdr>
+      </w:pPr>
+    </w:p>
+    <w:p/>
+    <w:p>
+      <w:pPr>
+        <w:spacing w:after="60"/>
+      </w:pPr>
+      <w:r>
+        <w:rPr>
+          <w:rFonts w:ascii="Times New Roman" w:hAnsi="Times New Roman"/>
+          <w:b/>
+          <w:sz w:val="26"/>
+        </w:rPr>
+        <w:t>10. Rocket launch costs have dropped 96% since 1960. How low can they go?</w:t>
       </w:r>
     </w:p>
     <w:p>
@@ -944,7 +944,7 @@
           <w:rFonts w:ascii="Times New Roman" w:hAnsi="Times New Roman"/>
           <w:sz w:val="24"/>
         </w:rPr>
-        <w:t>Click for next article The Artemis II crew - (clockwise from left) Mission Specialist Christina Koch, Mission Specialist Jeremy Hansen, Commander Reid Wiseman, and Pilot Victor Glover - take time out for a group hug inside the Orion spacecraft on their way home. For ten glorious days starting on April 1, 2026, one human endeavor captivated our home planet across continents and time zones: the NASA Artemis II mission to orbit the moon, the first crewed mission to cislunar space since 1972. In an Easter-Passover week that had especially demoralizing headlines on global conflicts, this mission presented a powerful vision of what journeying together and taking enormous risks for a shared purpose towards a shared future could look like. Much has been spoken and written about the scientific and personal achievements of the Artemis II mission and its trailblazing astronauts . Their humanity, and what it did for humankind at large, is perhaps a quieter yet just-as-celebratory achievement. In a time of trillion-dollar AI IPOs , when the seemingly planned obsolescence of humanity itself looms on our collective horizon, the Artemis II astronauts reminded us that they considered it the honor of a lifetime to do this for us - and as us - while transmitting daily that they couldn't wait to come home to us. As Christina Koch shared at the end of the translunar injection burn (TLI) on day 2 , while Artemis II set its course to leave Earth's orbital space for the moon as well as its return trajectory: "With this translunar injection burn, we do not leave Earth. We choose it." Aparna Venkatesan Astronomer at the University of San Francisco Aparna Venkatesan is an astronomer and dark-sky advocate in the Department of Physics and Astronomy at University of San Francisco. She works actively on space policy projects and has co-created STEM partnerships with Indigenous communities for almost 25 years. Dr. Venkatesan recently coined the term noctalgia with Dr. John Barentine to express "sky grief" for the accelerating loss of the home environment of our shared skies. From their morning wake-up music playlists (which inspired many to enquire about submitting their compositions for future crewed missions), to the reading out of their menus and details of their daily workouts or sleep schedules, we were reminded that these astronauts were navigating with us in real time the humdrum work of staying alive while conducting amazing science. This signal reached Earth as a continuous invitation to fellowship, and the record-breaking viewership of Artemis II built like a slow cooker feast, with global engagement increasing from launch to splashdown . The Artemis II livestream introduced many viewers to the unavoidable aspects of spaceflight missions, such as the timing lag and blackouts in communications that will endure regardless of future technological advancements. Sometimes this was wonderfully funny, like when the Canadian Prime Minister Mark Carney sought reassurance from the Artemis II astronauts that they preferred maple syrup to Nutella over their pancakes , with the astronauts bursting into laughter a few seconds after the media in-room chuckles. At other times, it was the quiet anticipation of unprecedented history like the 40-minute communications blackout when the Orion spacecraft traveled behind the moon, or the heart pounding nailbiters of the 6-minute blackouts during the TLI or re-entry to Earth. In an era that rewards instantaneity over pauses, the globe watched and waited together. Such communication lags will compound dramatically for more distant worlds we explore, yet will still tether us profoundly in real time to one another despite our attention- and time-deprived schedules. Artemis II astronauts Victor Glover and Christina Koch smile after being recovered onto a U.S. Navy vessel following splashdown. (Image credit: NASA/Bill Ingalls) The Artemis II livestream also brought home the challenges of human bodily functions far from home. An inordinate amount of media attention and communications airtime was devoted to the brand new model of NASA toilet which developed issues just hours after launch and later became unfunctional on day 3 of the mission. Panels of NASA and space studies experts were asked by journalists about whether the astronauts were able to do either one or both of "#1" or "#2", or why the toilet gave off burning smells, highlighting the very human realities of boldly going where no one has gone before. We also saw the rocking of the Orion capsule framed by the darkness of space and the background of the moon or Earth. We watched as each astronaut took their turn with the mandatory daily exercise routine to prevent bone density loss, cardiovascular issues and other health declines in a microgravity environment (only one astronaut can work out at a time, owing to space restrictions and to prevent buildup of exhaled carbon dioxide in an enclosed environment). The Artemis II crew give a group thumbs-up inside their Orion capsule. (Image credit: NASA) The Artemis II mission was full of deeply personal experiences and observations shared by the astronauts, made even more powerful by their unscripted nature. Commander Reed Wiseman's impromptu words of gratitude to the thousands of engineers and staff involved with the successful TLI, and the spontaneous naming of craters on the far side of the moon including - as the astronauts wept and hugged - one for his deceased wife Carroll , connected us in real time to their, and therefore our, evolving scientific and human perspectives. This gratitude was echoed in a recent interview at the Kennedy Space Center , in which Wiseman shared that he had just received a handwritten note at the airport written on a boarding pass, stating "Thank you for reminding us about joy and hope in the universe again", which he expanded on to thank all the hands that helped the Artemis II mission succeed. There were also moments during the mission when they simply ran out of words, like when they saw shades of colors on far-side lunar craters on what appears from Earth as a gray barren world. They called for new language to describe what they were seeing. The moon and earth as seen through the window of the Artemis II crew's Orion spacecraft (Image credit: NASA) NASA recently issued a call for filmmakers, documentarians, songwriters, and poets to contribute to mission storytelling, especially encouraging in the wake of the cancellation of the artist-focused dearmoon mission . Perhaps a Dictionary of the Moon and an Embassy of the Moon , as Dutch artist Marjolijn van Heemstra has proposed, will become possibilities in the future. Towards the end of the 1997 movie "Contact," based on the 1985 book by Carl Sagan, astronaut and SETI scientist Dr. Ellie Arroway (played by Jodie Foster) is overcome by the experience of interstellar travel and the dazzling views it brings. She says in a choked voice "they should have sent a poet." In the case of Artemis II, we sent four.</w:t>
+        <w:t>Click for next article SpaceX's partially reusable Falcon 9 rocket - seen here launching the first demonstration mission of the company's Starfall reentry capsule on June 23, 2026 - has helped drive launch costs down dramatically. The costs of space launch have fallen 96% in the past six decades and have the potential to plummet by nearly as much by 2040, a new study finds. However, such an improvement might get hampered by a number of challenges, such as the rise of space debris in orbit or a single company monopolizing commercial space launch , researchers added. Although previous analyses of space launch suggested that costs had dropped over time, one major problem with these prior studies was that they "considered the cost of the rockets , but not how much they launched during their lifetimes," study co-author Francesco Nicoli, an associate professor of political economy at the Politecnico University of Turin in Italy, told Space.com. This meant this earlier work failed to accurately track the average costs of reaching space. Before commercial launch: A NASA Saturn V rocket launches on May 14, 1973, carrying the Skylab 1 space station into orbit. (Image credit: NASA) In the new study, the researchers developed the largest dataset of rocket launches to date, covering 4,405 launches from 1960 to 2025. This included more than 330 different rocket configurations devised by developers in the United States, Russia, China, India, Europe, Japan, Australia, Brazil, Israel, Iran, South Korea and Ukraine. The investigators found that, in 2024 U.S. dollars, the average cost of sending 2.2 pounds (1 kilogram) to orbit dropped from $87,023 in 1960 to $3,868 in 2025 - a decrease of 96%. All in all, the rate at which the space-launch industry learned to reduce costs was among the fastest recorded in any industry to date, the investigators noted. They calculated that each time the cumulative payload of the entire space-launch industry doubled, the average cost of sending 2.2 pounds (1 kg) to orbit decreased by 21.2%. This learning rate exceeds that seen with solar panels, "a technology that is now frequently taken as the benchmark for cost reduction," study co-author Alessio Terzi, an assistant professor of public policy at the University of Cambridge in England, told Space.com. The researchers suggested two major causes behind this drop in costs. "First, the end of the Cold War and the shift to so-called 'New Space,' meaning the use of space for commercial purpose, seems to have accelerated the rate of learning - in the Cold War era, countries launched with their national launchers no matter the cost," Terzi said. "Second, our data shows an acceleration in the learning rate of space since the launch of the Falcon 9 of SpaceX , and the advent of reusability at scale." Assuming this trend holds, the investigators estimated the average cost of space launch would fall to $1,600 per 2.2 pounds (1 kg) by 2030 and $300 by 2040. "There is still significant scope for further cost reductions going forward," Terzi said. Of course, past performance is no guarantee of future results. There are at least three factors that could slow or reverse this cost trajectory, the researchers said. First, space junk poses a growing problem for the launch industry. Space debris is typically zipping at speeds of about 16,800 mph (27,000 km/h), and so can inflict massive damage on anything in orbit. The problem space junk poses gets worse when collisions spawn even more debris , eventually cluttering space with high-speed shrapnel, a scenario nicknamed the "Kessler syndrome" after NASA scientist Donald Kessler, who predicted it in 1978. Second, at the global level, SpaceX is currently responsible for roughly 75% of the total payload sent to orbit. The investigators noted there are strong economic incentives for a would-be monopolist to charge higher prices to potential clients. This in turn would reduce the total payload sent to orbit, slowing the future evolution of average launch costs. Finally, the current climate of increasing geopolitical tensions is likely to make governments around the world cautious when it comes to depending too heavily on a single U.S. company for space launch. This may bring back Cold War dynamics, as nations pursue independent access to orbit, even if this means using more expensive home-based rocket technology, the researchers said. All in all, "there is a strong feeling, perhaps exemplified by the recent record-breaking mega-IPO of SpaceX , that space is at a structural break point - a moment where trends are accelerating," Terzi said. "Forecasting at moments of structural break is very hard in general, and therefore also in our case."</w:t>
       </w:r>
     </w:p>
     <w:p>
@@ -965,7 +965,7 @@
           <w:b/>
           <w:sz w:val="26"/>
         </w:rPr>
-        <w:t>11. Rocket launch costs have dropped 96% since 1960. How low can they go?</w:t>
+        <w:t>11. An artificial 'Saturn's ring' of satellites could soon fill the sky, astronomers warn</w:t>
       </w:r>
     </w:p>
     <w:p>
@@ -1005,95 +1005,6 @@
                   </pic:nvPicPr>
                   <pic:blipFill>
                     <a:blip r:embed="rId31"/>
-                    <a:stretch>
-                      <a:fillRect/>
-                    </a:stretch>
-                  </pic:blipFill>
-                  <pic:spPr>
-                    <a:xfrm>
-                      <a:off x="0" y="0"/>
-                      <a:ext cx="4389120" cy="2468880"/>
-                    </a:xfrm>
-                    <a:prstGeom prst="rect"/>
-                  </pic:spPr>
-                </pic:pic>
-              </a:graphicData>
-            </a:graphic>
-          </wp:inline>
-        </w:drawing>
-      </w:r>
-    </w:p>
-    <w:p>
-      <w:pPr>
-        <w:spacing w:after="120" w:line="276" w:lineRule="auto"/>
-        <w:jc w:val="both"/>
-      </w:pPr>
-      <w:r>
-        <w:rPr>
-          <w:rFonts w:ascii="Times New Roman" w:hAnsi="Times New Roman"/>
-          <w:sz w:val="24"/>
-        </w:rPr>
-        <w:t>Click for next article SpaceX's partially reusable Falcon 9 rocket - seen here launching the first demonstration mission of the company's Starfall reentry capsule on June 23, 2026 - has helped drive launch costs down dramatically. The costs of space launch have fallen 96% in the past six decades and have the potential to plummet by nearly as much by 2040, a new study finds. However, such an improvement might get hampered by a number of challenges, such as the rise of space debris in orbit or a single company monopolizing commercial space launch , researchers added. Although previous analyses of space launch suggested that costs had dropped over time, one major problem with these prior studies was that they "considered the cost of the rockets , but not how much they launched during their lifetimes," study co-author Francesco Nicoli, an associate professor of political economy at the Politecnico University of Turin in Italy, told Space.com. This meant this earlier work failed to accurately track the average costs of reaching space. Before commercial launch: A NASA Saturn V rocket launches on May 14, 1973, carrying the Skylab 1 space station into orbit. (Image credit: NASA) In the new study, the researchers developed the largest dataset of rocket launches to date, covering 4,405 launches from 1960 to 2025. This included more than 330 different rocket configurations devised by developers in the United States, Russia, China, India, Europe, Japan, Australia, Brazil, Israel, Iran, South Korea and Ukraine. The investigators found that, in 2024 U.S. dollars, the average cost of sending 2.2 pounds (1 kilogram) to orbit dropped from $87,023 in 1960 to $3,868 in 2025 - a decrease of 96%. All in all, the rate at which the space-launch industry learned to reduce costs was among the fastest recorded in any industry to date, the investigators noted. They calculated that each time the cumulative payload of the entire space-launch industry doubled, the average cost of sending 2.2 pounds (1 kg) to orbit decreased by 21.2%. This learning rate exceeds that seen with solar panels, "a technology that is now frequently taken as the benchmark for cost reduction," study co-author Alessio Terzi, an assistant professor of public policy at the University of Cambridge in England, told Space.com. The researchers suggested two major causes behind this drop in costs. "First, the end of the Cold War and the shift to so-called 'New Space,' meaning the use of space for commercial purpose, seems to have accelerated the rate of learning - in the Cold War era, countries launched with their national launchers no matter the cost," Terzi said. "Second, our data shows an acceleration in the learning rate of space since the launch of the Falcon 9 of SpaceX , and the advent of reusability at scale." Assuming this trend holds, the investigators estimated the average cost of space launch would fall to $1,600 per 2.2 pounds (1 kg) by 2030 and $300 by 2040. "There is still significant scope for further cost reductions going forward," Terzi said. Of course, past performance is no guarantee of future results. There are at least three factors that could slow or reverse this cost trajectory, the researchers said. First, space junk poses a growing problem for the launch industry. Space debris is typically zipping at speeds of about 16,800 mph (27,000 km/h), and so can inflict massive damage on anything in orbit. The problem space junk poses gets worse when collisions spawn even more debris , eventually cluttering space with high-speed shrapnel, a scenario nicknamed the "Kessler syndrome" after NASA scientist Donald Kessler, who predicted it in 1978. Second, at the global level, SpaceX is currently responsible for roughly 75% of the total payload sent to orbit. The investigators noted there are strong economic incentives for a would-be monopolist to charge higher prices to potential clients. This in turn would reduce the total payload sent to orbit, slowing the future evolution of average launch costs. Finally, the current climate of increasing geopolitical tensions is likely to make governments around the world cautious when it comes to depending too heavily on a single U.S. company for space launch. This may bring back Cold War dynamics, as nations pursue independent access to orbit, even if this means using more expensive home-based rocket technology, the researchers said. All in all, "there is a strong feeling, perhaps exemplified by the recent record-breaking mega-IPO of SpaceX , that space is at a structural break point - a moment where trends are accelerating," Terzi said. "Forecasting at moments of structural break is very hard in general, and therefore also in our case."</w:t>
-      </w:r>
-    </w:p>
-    <w:p>
-      <w:pPr>
-        <w:pBdr>
-          <w:bottom w:val="single" w:sz="6" w:space="6" w:color="A6A6A6"/>
-        </w:pBdr>
-      </w:pPr>
-    </w:p>
-    <w:p/>
-    <w:p>
-      <w:pPr>
-        <w:spacing w:after="60"/>
-      </w:pPr>
-      <w:r>
-        <w:rPr>
-          <w:rFonts w:ascii="Times New Roman" w:hAnsi="Times New Roman"/>
-          <w:b/>
-          <w:sz w:val="26"/>
-        </w:rPr>
-        <w:t>12. An artificial 'Saturn's ring' of satellites could soon fill the sky, astronomers warn</w:t>
-      </w:r>
-    </w:p>
-    <w:p>
-      <w:pPr>
-        <w:spacing w:after="80"/>
-        <w:jc w:val="left"/>
-      </w:pPr>
-      <w:hyperlink r:id="rId32">
-        <w:r>
-          <w:rPr>
-            <w:color w:val="0000FF"/>
-            <w:u w:val="single"/>
-          </w:rPr>
-          <w:t>Read more</w:t>
-        </w:r>
-      </w:hyperlink>
-    </w:p>
-    <w:p>
-      <w:pPr>
-        <w:spacing w:after="120"/>
-        <w:jc w:val="center"/>
-      </w:pPr>
-      <w:r>
-        <w:drawing>
-          <wp:inline xmlns:a="http://schemas.openxmlformats.org/drawingml/2006/main" xmlns:pic="http://schemas.openxmlformats.org/drawingml/2006/picture">
-            <wp:extent cx="4389120" cy="2468880"/>
-            <wp:docPr id="12" name="Picture 12"/>
-            <wp:cNvGraphicFramePr>
-              <a:graphicFrameLocks noChangeAspect="1"/>
-            </wp:cNvGraphicFramePr>
-            <a:graphic>
-              <a:graphicData uri="http://schemas.openxmlformats.org/drawingml/2006/picture">
-                <pic:pic>
-                  <pic:nvPicPr>
-                    <pic:cNvPr id="0" name="image.jpg"/>
-                    <pic:cNvPicPr/>
-                  </pic:nvPicPr>
-                  <pic:blipFill>
-                    <a:blip r:embed="rId33"/>
                     <a:stretch>
                       <a:fillRect/>
                     </a:stretch>

--- a/Space_News_21_07_2026.docx
+++ b/Space_News_21_07_2026.docx
@@ -253,7 +253,7 @@
           <w:b/>
           <w:sz w:val="26"/>
         </w:rPr>
-        <w:t>3. ISRO zero stipend, no accommodation for interns? Techie raises questions - The Economic Times</w:t>
+        <w:t>3. NASA Sets Briefings for SpaceX Crew-13 Mission to Space Station</w:t>
       </w:r>
     </w:p>
     <w:p>
@@ -279,7 +279,7 @@
       <w:r>
         <w:drawing>
           <wp:inline xmlns:a="http://schemas.openxmlformats.org/drawingml/2006/main" xmlns:pic="http://schemas.openxmlformats.org/drawingml/2006/picture">
-            <wp:extent cx="4389120" cy="1144988"/>
+            <wp:extent cx="4389120" cy="2926080"/>
             <wp:docPr id="3" name="Picture 3"/>
             <wp:cNvGraphicFramePr>
               <a:graphicFrameLocks noChangeAspect="1"/>
@@ -288,7 +288,7 @@
               <a:graphicData uri="http://schemas.openxmlformats.org/drawingml/2006/picture">
                 <pic:pic>
                   <pic:nvPicPr>
-                    <pic:cNvPr id="0" name="image.gif"/>
+                    <pic:cNvPr id="0" name="image.jpg"/>
                     <pic:cNvPicPr/>
                   </pic:nvPicPr>
                   <pic:blipFill>
@@ -300,7 +300,7 @@
                   <pic:spPr>
                     <a:xfrm>
                       <a:off x="0" y="0"/>
-                      <a:ext cx="4389120" cy="1144988"/>
+                      <a:ext cx="4389120" cy="2926080"/>
                     </a:xfrm>
                     <a:prstGeom prst="rect"/>
                   </pic:spPr>
@@ -321,7 +321,7 @@
           <w:rFonts w:ascii="Times New Roman" w:hAnsi="Times New Roman"/>
           <w:sz w:val="24"/>
         </w:rPr>
-        <w:t>Synopsis ISRO's unpaid internship program has ignited a social media debate regarding student compensation. Talented students face financial barriers due to the lack of stipends and accommodation. This policy raises concerns about accessibility for candidates from diverse economic backgrounds. The discussion occurs amid significant staff shortages within India's space program. Changing expectations highlight the need for fair compensation and improved workplace conditions.</w:t>
+        <w:t>NASA's SpaceX Crew-13 members are pictured in their pressure suits seated inside a mockup Dragon spacecraft during a preflight training session at the company's headquarters in Hawthorne, California. From left are Roscosmos Sergey Teteryatnikov, NASA astronauts Luke Delaney and Jessica Watkins, and CSA (Canadian Space Agency) astronaut Joshua Kutryk. Credit: SpaceX NASA and its partners will discuss the upcoming crew rotation mission to the International Space Station during a pair of news conferences on Monday, Aug. 3, from the agency's Johnson Space Center in Houston. Mission leadership will provide an overview of NASA's SpaceX Crew‑13 mission at 12 p.m. EDT. Next, crew members will discuss their training and mission preparations at 2 p.m. This is Crew-13's final media availability prior to traveling to the agency's Kennedy Space Center in Florida for launch. NASA will stream these events live. Learn where to watch online: https://www.nasa.gov/live The Crew-13 mission will carry NASA astronauts Jessica Watkins and Luke Delaney, CSA (Canadian Space Agency) astronaut Joshua Kutryk, and Roscosmos cosmonaut Sergey Teteryatnikov to the orbiting laboratory. The crew will launch aboard a SpaceX Dragon spacecraft on the company's Falcon 9 rocket from Space Launch Complex 40 at Cape Canaveral Space Force Station in Florida no earlier than mid-September. International media attending in person must email the NASA Johnson newsroom at jsccommu@mail.nasa.gov by 5 p.m., Tuesday, July 21. United States-based media attending in person must respond by 5 p.m., Thursday, July 30. Media joining virtually must respond by 10 a.m. the day of the event. NASA's media accreditation policy is available online. Briefing participants are as follows (all times Eastern and subject to change based on real-time operations): 12 p.m.: Mission Overview News Conference Joel Montalbano, deputy associate administrator, Human Spaceflight Mission Directorate, NASA Headquarters Dana Weigel, manager, Low Earth Orbit Program, NASA Johnson Mathieu Caron, director, Astronauts, Life Sciences, and Space Medicine, CSA Julianna Scheiman, director, NASA Science and Dragon Programs, SpaceX 2 p.m.: Crew-13 News Conference Jessica Watkins, commander, NASA Luke Delaney, pilot, NASA Joshua Kutryk, mission specialist, CSA Sergey Teteryatnikov, mission specialist, Roscosmos Following the news conference, crew members will be available for limited media interviews. All interview requests must be submitted by 5 p.m. on July 30, to the NASA Johnson newsroom at: jsccommu@mail.nasa.gov. This will be the second flight to the space station for Watkins, who was selected as a NASA astronaut in 2017. Watkins grew up in Lafayette, Colorado, and earned an undergraduate degree in geological and environmental sciences from Stanford University, as well as a doctorate in geology from the University of California, Los Angeles. As a geologist, she studied the Martian surface and was a member of the Curiosity rover science team at NASA's Jet Propulsion Laboratory in Southern California. Watkins first launched to the space station as a crew member aboard NASA's SpaceX Crew-4 mission, spending a total of 170 days in space across space station Expeditions 67/68 in 2022. She will be the first NASA astronaut to launch aboard a SpaceX Dragon spacecraft twice. Selected as a NASA astronaut in 2021, Delaney earned a bachelor's degree in mechanical engineering at the University of North Florida and a master's degree in aerospace engineering at the Naval Postgraduate School. The Florida native is a distinguished naval aviator who participated in exercises throughout the Asia Pacific region and conducted missions in support of Operation Enduring Freedom. As a test pilot, Delaney evaluated developmental aircraft systems and served as a test pilot instructor. He also worked as a research pilot at NASA's Langley Research Center in Hampton, Virginia, where he supported airborne science missions. This is the first spaceflight for Delaney. The Crew-13 mission also is the first spaceflight for Kutryk. Prior to his selection as a CSA astronaut in 2017, he served as a CF-18 fighter pilot, flying missions in support of Canada's NATO, U.N., and North American Aerospace Defense Command commitments. A native of Fort Saskatchewan, Alberta, Kutryk also worked as an experimental and operational test pilot at the Aerospace Engineering Test Establishment in Cold Lake, Alberta. Kutryk received a bachelor's degree in mechanical engineering from the Royal Military College of Canada in Kingston, Ontario, and he is a distinguished graduate of the United States Air Force Test Pilot school in Edwards, California. He has master's degrees in space studies, flight test engineering, and defense studies. This mission will be Teteryatnikov's first trip to the orbiting laboratory. He graduated from the Naval Academy, St. Petersburg, Russia, in 2011 as an engineer specializing in ship power plant operations. Before his selection as a test cosmonaut, Teteryatnikov served in various naval engineering roles, including undersea vessels and specialized engine room operations. He was selected for the Gagarin Research and Test Cosmonaut Training Center Cosmonaut Corps in 2021 and has served as a test cosmonaut since 2023. For more information about the mission, visit: https://www.nasa.gov/mission/nasas-spacex-crew-13 -end- Joshua Finch / Jimi Russell Headquarters, Washington 202-358-1100 joshua.a.finch@nasa.gov / james.j.russell@nasa.gov Leah Cheshier / Anna Schneider Johnson Space Center, Houston 281-483-5111 leah.d.cheshier@nasa.gov / anna.c.schneider@nasa.gov</w:t>
       </w:r>
     </w:p>
     <w:p>
@@ -342,7 +342,7 @@
           <w:b/>
           <w:sz w:val="26"/>
         </w:rPr>
-        <w:t>4. NASA Sets Briefings for SpaceX Crew-13 Mission to Space Station</w:t>
+        <w:t>4. NASA, GE Aerospace Work Enables Hybrid-Electric Flight Demonstration</w:t>
       </w:r>
     </w:p>
     <w:p>
@@ -410,7 +410,7 @@
           <w:rFonts w:ascii="Times New Roman" w:hAnsi="Times New Roman"/>
           <w:sz w:val="24"/>
         </w:rPr>
-        <w:t>NASA's SpaceX Crew-13 members are pictured in their pressure suits seated inside a mockup Dragon spacecraft during a preflight training session at the company's headquarters in Hawthorne, California. From left are Roscosmos Sergey Teteryatnikov, NASA astronauts Luke Delaney and Jessica Watkins, and CSA (Canadian Space Agency) astronaut Joshua Kutryk. Credit: SpaceX NASA and its partners will discuss the upcoming crew rotation mission to the International Space Station during a pair of news conferences on Monday, Aug. 3, from the agency's Johnson Space Center in Houston. Mission leadership will provide an overview of NASA's SpaceX Crew‑13 mission at 12 p.m. EDT. Next, crew members will discuss their training and mission preparations at 2 p.m. This is Crew-13's final media availability prior to traveling to the agency's Kennedy Space Center in Florida for launch. NASA will stream these events live. Learn where to watch online: https://www.nasa.gov/live The Crew-13 mission will carry NASA astronauts Jessica Watkins and Luke Delaney, CSA (Canadian Space Agency) astronaut Joshua Kutryk, and Roscosmos cosmonaut Sergey Teteryatnikov to the orbiting laboratory. The crew will launch aboard a SpaceX Dragon spacecraft on the company's Falcon 9 rocket from Space Launch Complex 40 at Cape Canaveral Space Force Station in Florida no earlier than mid-September. International media attending in person must email the NASA Johnson newsroom at jsccommu@mail.nasa.gov by 5 p.m., Tuesday, July 21. United States-based media attending in person must respond by 5 p.m., Thursday, July 30. Media joining virtually must respond by 10 a.m. the day of the event. NASA's media accreditation policy is available online. Briefing participants are as follows (all times Eastern and subject to change based on real-time operations): 12 p.m.: Mission Overview News Conference Joel Montalbano, deputy associate administrator, Human Spaceflight Mission Directorate, NASA Headquarters Dana Weigel, manager, Low Earth Orbit Program, NASA Johnson Mathieu Caron, director, Astronauts, Life Sciences, and Space Medicine, CSA Julianna Scheiman, director, NASA Science and Dragon Programs, SpaceX 2 p.m.: Crew-13 News Conference Jessica Watkins, commander, NASA Luke Delaney, pilot, NASA Joshua Kutryk, mission specialist, CSA Sergey Teteryatnikov, mission specialist, Roscosmos Following the news conference, crew members will be available for limited media interviews. All interview requests must be submitted by 5 p.m. on July 30, to the NASA Johnson newsroom at: jsccommu@mail.nasa.gov. This will be the second flight to the space station for Watkins, who was selected as a NASA astronaut in 2017. Watkins grew up in Lafayette, Colorado, and earned an undergraduate degree in geological and environmental sciences from Stanford University, as well as a doctorate in geology from the University of California, Los Angeles. As a geologist, she studied the Martian surface and was a member of the Curiosity rover science team at NASA's Jet Propulsion Laboratory in Southern California. Watkins first launched to the space station as a crew member aboard NASA's SpaceX Crew-4 mission, spending a total of 170 days in space across space station Expeditions 67/68 in 2022. She will be the first NASA astronaut to launch aboard a SpaceX Dragon spacecraft twice. Selected as a NASA astronaut in 2021, Delaney earned a bachelor's degree in mechanical engineering at the University of North Florida and a master's degree in aerospace engineering at the Naval Postgraduate School. The Florida native is a distinguished naval aviator who participated in exercises throughout the Asia Pacific region and conducted missions in support of Operation Enduring Freedom. As a test pilot, Delaney evaluated developmental aircraft systems and served as a test pilot instructor. He also worked as a research pilot at NASA's Langley Research Center in Hampton, Virginia, where he supported airborne science missions. This is the first spaceflight for Delaney. The Crew-13 mission also is the first spaceflight for Kutryk. Prior to his selection as a CSA astronaut in 2017, he served as a CF-18 fighter pilot, flying missions in support of Canada's NATO, U.N., and North American Aerospace Defense Command commitments. A native of Fort Saskatchewan, Alberta, Kutryk also worked as an experimental and operational test pilot at the Aerospace Engineering Test Establishment in Cold Lake, Alberta. Kutryk received a bachelor's degree in mechanical engineering from the Royal Military College of Canada in Kingston, Ontario, and he is a distinguished graduate of the United States Air Force Test Pilot school in Edwards, California. He has master's degrees in space studies, flight test engineering, and defense studies. This mission will be Teteryatnikov's first trip to the orbiting laboratory. He graduated from the Naval Academy, St. Petersburg, Russia, in 2011 as an engineer specializing in ship power plant operations. Before his selection as a test cosmonaut, Teteryatnikov served in various naval engineering roles, including undersea vessels and specialized engine room operations. He was selected for the Gagarin Research and Test Cosmonaut Training Center Cosmonaut Corps in 2021 and has served as a test cosmonaut since 2023. For more information about the mission, visit: https://www.nasa.gov/mission/nasas-spacex-crew-13 -end- Joshua Finch / Jimi Russell Headquarters, Washington 202-358-1100 joshua.a.finch@nasa.gov / james.j.russell@nasa.gov Leah Cheshier / Anna Schneider Johnson Space Center, Houston 281-483-5111 leah.d.cheshier@nasa.gov / anna.c.schneider@nasa.gov</w:t>
+        <w:t>A modified Saab 340B aircraft in flight powered in part by a hybrid electric system built by GE Aerospace, along with NASA, BETA Technologies, and Boeing. GE Aerospace An aircraft powered by a megawatt-class hybrid-electric engine developed in collaboration with NASA and built by GE Aerospace, demonstrated flight of an innovation that can inform new generations of fuel-saving aircraft power systems. Mounted to a Saab 340B aircraft, the engine flew at Farnborough International Air Show in the United Kingdom. It was the public debut of a system that has in recent months made historic test flights, becoming the first hybrid electric-powered aircraft to fly above 30,000 feet. "This achievement reflects what NASA does best in aeronautics: we explore bold possibilities, validate them through rigorous research and testing, and work with industry to turn breakthrough ideas into technologies that bring real value for the American people," said Laurie Grindle, director of the Aeronautics Division within the agency's Research and Technology Mission Directorate at NASA Headquarters in Washington. The testing leveraged work done through NASA's former Electrified Powertrain Flight Demonstration project and the agency's ongoing Subsonic Vehicle Technologies and Tools project - years of collaborative research that included key testing at NASA test facilities. The engine integrates electric motors, a gas turbine, and energy storage capabilities. It was designed to demonstrate the capacity to power an aircraft around the size of a regional-class jet, reducing fuel burn and costs without sacrificing performance. The unit's technology and designs are expected to be used to help develop future hybrid systems that could lower airline operating costs. The demonstration flight came after years of rapid development for the technology. For NASA, it also validates work that stretches back to a time when hybrid aviation propulsion seemed almost beyond the horizon of possibility. This achievement reflects what NASA does best in aeronautics: we explore bold possibilities, validate them through rigorous research and testing, and work with industry to turn breakthrough ideas into technologies that bring real value for the American people. LAURIE A. GRINDLE Director of the Aeronautics Division within the agency's Research and Technology Mission Directorate "This is the culmination of more than 15 years of work, and we did that because it's going to have an impact for aircraft that will help reduce energy use and help U.S. companies and the public," said Ralph Jansen, aerospace engineer at NASA's Glenn Research Center in Cleveland. "It's about having a vision that no one believes can happen and then doing the work to define and execute the research and development needed to make it happen." This accomplishment was possible because of the collaborative effort of hundreds of people working on Electrified Powertrain Flight Demonstration and Subsonic Vehicle Technologies and Tools projects across NASA centers, in conjunction with GE Aerospace and its partner companies. Hybird-Electric Evolves In recent years, aviation has seen a boom in small aircraft and drones powered by electrical systems drawing from batteries. But large passenger and cargo planes require complex engines capable of supplying massive amounts of power. So more than a decade ago when NASA began contemplating hybrid systems, just the possibility of using electric motors to supplement some energy was a daunting engineering challenge. NASA spent about seven years performing preliminary research, working with small businesses and other partners to consider technological obstacles and the potential commercial viability of hybrid systems. During that time, the agency addressed several barriers to implementation including the power, thermal, and battery technology, and the integration of the power system, engine, and aircraft. Through the agency's Electrified Powertrain Flight Demonstration award, GE Aerospace and NASA worked with researchers to develop lighter and more efficient power systems and shrink key components - sometimes dramatically. NASA and GE Aerospace also leveraged agency facilities and resources to further their research. In 2022, GE Aerospace tested an integrated version of its propulsion system at NASA's Electric Aircraft Testbed at the agency's Neil A. Armstrong Test Facility in Sandusky, Ohio. Testing allowed the system to operate in conditions simulating 45,000 feet in altitude, the range in which commercial single-aisle aircraft fly. The team added components, including electric motors, power converters, propellers, and a GE Aerospace commercial engine, followed by more ground tests and eventual flight tests. For the researchers who'd spent years on the concept, seeing the engine powering an aircraft in flight was a major step in a long journey. "I've got to say, I was pretty touched seeing it fly. It was just awesome," Jansen said. "It's just like a regular plane, which is probably the best thing of all." NASA's current support for this research is through the Aeronautics Division of its Research and Technology Mission Directorate.</w:t>
       </w:r>
     </w:p>
     <w:p>
@@ -431,7 +431,7 @@
           <w:b/>
           <w:sz w:val="26"/>
         </w:rPr>
-        <w:t>5. NASA, GE Aerospace Work Enables Hybrid-Electric Flight Demonstration</w:t>
+        <w:t>5. 50 years after Viking 1's historic Mars landing, NASA is looking to the Red Planet's skies</w:t>
       </w:r>
     </w:p>
     <w:p>
@@ -457,7 +457,7 @@
       <w:r>
         <w:drawing>
           <wp:inline xmlns:a="http://schemas.openxmlformats.org/drawingml/2006/main" xmlns:pic="http://schemas.openxmlformats.org/drawingml/2006/picture">
-            <wp:extent cx="4389120" cy="2926080"/>
+            <wp:extent cx="4389120" cy="2468880"/>
             <wp:docPr id="5" name="Picture 5"/>
             <wp:cNvGraphicFramePr>
               <a:graphicFrameLocks noChangeAspect="1"/>
@@ -478,7 +478,7 @@
                   <pic:spPr>
                     <a:xfrm>
                       <a:off x="0" y="0"/>
-                      <a:ext cx="4389120" cy="2926080"/>
+                      <a:ext cx="4389120" cy="2468880"/>
                     </a:xfrm>
                     <a:prstGeom prst="rect"/>
                   </pic:spPr>
@@ -499,7 +499,7 @@
           <w:rFonts w:ascii="Times New Roman" w:hAnsi="Times New Roman"/>
           <w:sz w:val="24"/>
         </w:rPr>
-        <w:t>A modified Saab 340B aircraft in flight powered in part by a hybrid electric system built by GE Aerospace, along with NASA, BETA Technologies, and Boeing. GE Aerospace An aircraft powered by a megawatt-class hybrid-electric engine developed in collaboration with NASA and built by GE Aerospace, demonstrated flight of an innovation that can inform new generations of fuel-saving aircraft power systems. Mounted to a Saab 340B aircraft, the engine flew at Farnborough International Air Show in the United Kingdom. It was the public debut of a system that has in recent months made historic test flights, becoming the first hybrid electric-powered aircraft to fly above 30,000 feet. "This achievement reflects what NASA does best in aeronautics: we explore bold possibilities, validate them through rigorous research and testing, and work with industry to turn breakthrough ideas into technologies that bring real value for the American people," said Laurie Grindle, director of the Aeronautics Division within the agency's Research and Technology Mission Directorate at NASA Headquarters in Washington. The testing leveraged work done through NASA's former Electrified Powertrain Flight Demonstration project and the agency's ongoing Subsonic Vehicle Technologies and Tools project - years of collaborative research that included key testing at NASA test facilities. The engine integrates electric motors, a gas turbine, and energy storage capabilities. It was designed to demonstrate the capacity to power an aircraft around the size of a regional-class jet, reducing fuel burn and costs without sacrificing performance. The unit's technology and designs are expected to be used to help develop future hybrid systems that could lower airline operating costs. The demonstration flight came after years of rapid development for the technology. For NASA, it also validates work that stretches back to a time when hybrid aviation propulsion seemed almost beyond the horizon of possibility. This achievement reflects what NASA does best in aeronautics: we explore bold possibilities, validate them through rigorous research and testing, and work with industry to turn breakthrough ideas into technologies that bring real value for the American people. LAURIE A. GRINDLE Director of the Aeronautics Division within the agency's Research and Technology Mission Directorate "This is the culmination of more than 15 years of work, and we did that because it's going to have an impact for aircraft that will help reduce energy use and help U.S. companies and the public," said Ralph Jansen, aerospace engineer at NASA's Glenn Research Center in Cleveland. "It's about having a vision that no one believes can happen and then doing the work to define and execute the research and development needed to make it happen." This accomplishment was possible because of the collaborative effort of hundreds of people working on Electrified Powertrain Flight Demonstration and Subsonic Vehicle Technologies and Tools projects across NASA centers, in conjunction with GE Aerospace and its partner companies. Hybird-Electric Evolves In recent years, aviation has seen a boom in small aircraft and drones powered by electrical systems drawing from batteries. But large passenger and cargo planes require complex engines capable of supplying massive amounts of power. So more than a decade ago when NASA began contemplating hybrid systems, just the possibility of using electric motors to supplement some energy was a daunting engineering challenge. NASA spent about seven years performing preliminary research, working with small businesses and other partners to consider technological obstacles and the potential commercial viability of hybrid systems. During that time, the agency addressed several barriers to implementation including the power, thermal, and battery technology, and the integration of the power system, engine, and aircraft. Through the agency's Electrified Powertrain Flight Demonstration award, GE Aerospace and NASA worked with researchers to develop lighter and more efficient power systems and shrink key components - sometimes dramatically. NASA and GE Aerospace also leveraged agency facilities and resources to further their research. In 2022, GE Aerospace tested an integrated version of its propulsion system at NASA's Electric Aircraft Testbed at the agency's Neil A. Armstrong Test Facility in Sandusky, Ohio. Testing allowed the system to operate in conditions simulating 45,000 feet in altitude, the range in which commercial single-aisle aircraft fly. The team added components, including electric motors, power converters, propellers, and a GE Aerospace commercial engine, followed by more ground tests and eventual flight tests. For the researchers who'd spent years on the concept, seeing the engine powering an aircraft in flight was a major step in a long journey. "I've got to say, I was pretty touched seeing it fly. It was just awesome," Jansen said. "It's just like a regular plane, which is probably the best thing of all." NASA's current support for this research is through the Aeronautics Division of its Research and Technology Mission Directorate.</w:t>
+        <w:t>Click for next article Half a century after first putting hardware down on Mars, NASA is looking to explore the Red Planet's skies. On July 20, 1976, the Viking 1 lander touched down in the western reaches of Chryse Planitia (the "Golden Plain"), a large circular landform that lies 22.5 degrees north of the Martian equator. It was the first-ever Mars landing for NASA. Viking 1, along with its twin Viking 2, went on to conduct the first fully successful mission on the Red Planet's surface. (The Soviet Union's Mars 3 probe survived its touchdown attempt on Dec. 2, 1971 but died less than two minutes later.) And those missions have left a rich and intriguing legacy. The first color image ever captured on the surface of Mars. NASA's Viking 1 lander took this photo on July 21, 1976. (Image credit: NASA) Viking 1 and Viking 2 - which touched down in a different Red Planet region on Sept. 3, 1976 - were sent to the surface to search for signs of life on Mars . (Each mission also featured an orbiter, which studied the planet from above.) The landers did this using three different experiments, two of which returned negative results. But the third, called Labeled Release (LR), was different. LR observed a steady stream of carbon dioxide gas coming from dirt into which it had introduced nutrients - a possible sign of microbial metabolism. Some scientists deemed the LR results a likely life detection . But most disagreed, ascribing them to abiotic reactions and stressing that, overall, the Viking data paint a picture of a dead planet. That disagreement illustrates one of the main legacies of the Viking program: It showed researchers that hunting for extraterrestrial life is a complicated business, and they needed to learn more about Mars before attempting the search again on the Red Planet. NASA didn't send a surface craft to Mars for another two decades, a hiatus caused in part by the Vikings' ambiguous results and high price tag, as well as a shifting of funds to the nascent space shuttle program. The dry spell was broken in July 1997, when the agency's Pathfinder lander touched down in Chryse Planitia, about 530 miles (850 kilometers) from Viking 1. The main goals of Pathfinder's mission were to demonstrate a new "faster, better, cheaper" method of Mars exploration, prove out a new airbag-based landing system and get a mobile robot onto the red dirt. Pathfinder achieved all of these objectives, notching the third by deploying a small rover named Sojourner . The little wheeled robot stumbled across rounded pebbles - strong evidence that they had been exposed to flowing water. This discovery helped shape a new NASA Mars exploration strategy, one that aims to make an informed search for alien life after "following the water." Life as we know it depends on water, so the agency built rovers designed to hunt for signs of past liquid water and potentially habitable environments. The twin golf-cart-sized rovers Spirit and Opportunity landed in 2004, and the car-sized Curiosity followed suit in August 2012. Then came Perseverance , which landed inside Mars' Jezero Crater in February 2021. All of these wheeled explorers found evidence of past aqueous environments. Curiosity and Perseverance - with their more extensive and sophisticated scientific payloads - delved even deeper, discovering complex organic molecules that may have been produced by life as we know it. The two latter rovers are continuing their work; both remain active on the Red Planet. (Pathfinder and Sojourner operated for about three months; Spirit was declared dead in 2010 and Opportunity fell victim to a Mars dust storm in 2018 .) Perseverance has collected a variety of Mars samples , which NASA wants to return to Earth for detailed study. As the Vikings' experience suggests, such a level of intense scrutiny may be necessary to make a definitive detection of life on Mars, if it indeed exists. (Getting those samples home is not a foregone conclusion, however; NASA's original plan was deemed too expensive , and it's now looking into a new return strategy.) Perseverance also carried a little robotic companion, which heralded a new phase of Red Planet exploration - the Ingenuity helicopter . Ingenuity was a technology demonstration, designed to show that rotorcraft could effectively ply the thin Red Planet skies. ( Mars' atmosphere is just 1% as dense as that of Earth at sea level.) The $80 million mission was a rousing success. The 4-pound (1.8 kilograms) Ingenuity was expected to make just five short hops on Mars but ended up flying 72 times over the course of nearly three years of activity. (Its first flight occurred on April 19, 2021, and its last was on Jan. 18, 2024.) So NASA aimed higher, drawing up plans for future helicopter missions that could collect valuable scientific data. And such a mission is on course to launch in 2028, if all goes according to plan: Skyfall , which will send three Ingenuity-like choppers to Mars on a nuclear-powered rocket. "Equipped with a suite of scientific instruments, these aerial scouts will map hidden ice deposits and analyze weather patterns," NASA officials wrote in a description of Skyfall . "The mission will also demonstrate how aerial vehicles can generate wide terrain and subsurface maps to identify safe and resource-rich destinations for future American astronauts venturing to Mars ." And Skyfall could be just another step toward even more ambitious aerial exploration on the Red Planet. NASA's Jet Propulsion Laboratory in Southern California, which built and operated Ingenuity, is looking into larger, more capable Mars helicopters that could do a wider variety of work on the Red Planet. This is all part of Viking 1's legacy. That historic touchdown on Mars half a century ago lifted exploration up - all the way into the skies of another world.</w:t>
       </w:r>
     </w:p>
     <w:p>
@@ -520,7 +520,7 @@
           <w:b/>
           <w:sz w:val="26"/>
         </w:rPr>
-        <w:t>6. 50 years after Viking 1's historic Mars landing, NASA is looking to the Red Planet's skies</w:t>
+        <w:t>6. Twice in a row: SpaceX rocket aborts launch at last second again (video)</w:t>
       </w:r>
     </w:p>
     <w:p>
@@ -588,7 +588,7 @@
           <w:rFonts w:ascii="Times New Roman" w:hAnsi="Times New Roman"/>
           <w:sz w:val="24"/>
         </w:rPr>
-        <w:t>Click for next article Half a century after first putting hardware down on Mars, NASA is looking to explore the Red Planet's skies. On July 20, 1976, the Viking 1 lander touched down in the western reaches of Chryse Planitia (the "Golden Plain"), a large circular landform that lies 22.5 degrees north of the Martian equator. It was the first-ever Mars landing for NASA. Viking 1, along with its twin Viking 2, went on to conduct the first fully successful mission on the Red Planet's surface. (The Soviet Union's Mars 3 probe survived its touchdown attempt on Dec. 2, 1971 but died less than two minutes later.) And those missions have left a rich and intriguing legacy. The first color image ever captured on the surface of Mars. NASA's Viking 1 lander took this photo on July 21, 1976. (Image credit: NASA) Viking 1 and Viking 2 - which touched down in a different Red Planet region on Sept. 3, 1976 - were sent to the surface to search for signs of life on Mars . (Each mission also featured an orbiter, which studied the planet from above.) The landers did this using three different experiments, two of which returned negative results. But the third, called Labeled Release (LR), was different. LR observed a steady stream of carbon dioxide gas coming from dirt into which it had introduced nutrients - a possible sign of microbial metabolism. Some scientists deemed the LR results a likely life detection . But most disagreed, ascribing them to abiotic reactions and stressing that, overall, the Viking data paint a picture of a dead planet. That disagreement illustrates one of the main legacies of the Viking program: It showed researchers that hunting for extraterrestrial life is a complicated business, and they needed to learn more about Mars before attempting the search again on the Red Planet. NASA didn't send a surface craft to Mars for another two decades, a hiatus caused in part by the Vikings' ambiguous results and high price tag, as well as a shifting of funds to the nascent space shuttle program. The dry spell was broken in July 1997, when the agency's Pathfinder lander touched down in Chryse Planitia, about 530 miles (850 kilometers) from Viking 1. The main goals of Pathfinder's mission were to demonstrate a new "faster, better, cheaper" method of Mars exploration, prove out a new airbag-based landing system and get a mobile robot onto the red dirt. Pathfinder achieved all of these objectives, notching the third by deploying a small rover named Sojourner . The little wheeled robot stumbled across rounded pebbles - strong evidence that they had been exposed to flowing water. This discovery helped shape a new NASA Mars exploration strategy, one that aims to make an informed search for alien life after "following the water." Life as we know it depends on water, so the agency built rovers designed to hunt for signs of past liquid water and potentially habitable environments. The twin golf-cart-sized rovers Spirit and Opportunity landed in 2004, and the car-sized Curiosity followed suit in August 2012. Then came Perseverance , which landed inside Mars' Jezero Crater in February 2021. All of these wheeled explorers found evidence of past aqueous environments. Curiosity and Perseverance - with their more extensive and sophisticated scientific payloads - delved even deeper, discovering complex organic molecules that may have been produced by life as we know it. The two latter rovers are continuing their work; both remain active on the Red Planet. (Pathfinder and Sojourner operated for about three months; Spirit was declared dead in 2010 and Opportunity fell victim to a Mars dust storm in 2018 .) Perseverance has collected a variety of Mars samples , which NASA wants to return to Earth for detailed study. As the Vikings' experience suggests, such a level of intense scrutiny may be necessary to make a definitive detection of life on Mars, if it indeed exists. (Getting those samples home is not a foregone conclusion, however; NASA's original plan was deemed too expensive , and it's now looking into a new return strategy.) Perseverance also carried a little robotic companion, which heralded a new phase of Red Planet exploration - the Ingenuity helicopter . Ingenuity was a technology demonstration, designed to show that rotorcraft could effectively ply the thin Red Planet skies. ( Mars' atmosphere is just 1% as dense as that of Earth at sea level.) The $80 million mission was a rousing success. The 4-pound (1.8 kilograms) Ingenuity was expected to make just five short hops on Mars but ended up flying 72 times over the course of nearly three years of activity. (Its first flight occurred on April 19, 2021, and its last was on Jan. 18, 2024.) So NASA aimed higher, drawing up plans for future helicopter missions that could collect valuable scientific data. And such a mission is on course to launch in 2028, if all goes according to plan: Skyfall , which will send three Ingenuity-like choppers to Mars on a nuclear-powered rocket. "Equipped with a suite of scientific instruments, these aerial scouts will map hidden ice deposits and analyze weather patterns," NASA officials wrote in a description of Skyfall . "The mission will also demonstrate how aerial vehicles can generate wide terrain and subsurface maps to identify safe and resource-rich destinations for future American astronauts venturing to Mars ." And Skyfall could be just another step toward even more ambitious aerial exploration on the Red Planet. NASA's Jet Propulsion Laboratory in Southern California, which built and operated Ingenuity, is looking into larger, more capable Mars helicopters that could do a wider variety of work on the Red Planet. This is all part of Viking 1's legacy. That historic touchdown on Mars half a century ago lifted exploration up - all the way into the skies of another world.</w:t>
+        <w:t>Click for next article That's two last-second launch aborts in a row for SpaceX. One of the company's Falcon 9 rockets tried to loft 24 Starlink internet satellites from Vandenberg Space Force Base in California this morning (July 20), but the attempt was aborted just as the first-stage engines started firing up. Something similar happened on Thursday afternoon (July 16), when SpaceX attempted to launch the 13th test flight of its Starship megarocket. A SpaceX Falcon 9 rocket tries to launch 24 Starlink satellites from Vandenberg Space Force Base on July 20, 2026. The launch aborted at the last second. (Image credit: SpaceX) The two events likely have little in common other than a proximity in time. They involved two very different vehicles, after all: The workhorse Falcon 9 is the most reliable and active rocket on the planet; it has already launched 84 times this year, with zero failures. Starship, on the other hand, remains in the development-and-testing phase. SpaceX has high hopes for the giant vehicle, which combines full reusability with unprecedented brawn. (It's the biggest and most powerful rocket ever built.) The two vehicles are also powered by different engines. The Falcon 9's first stage employs nine Merlin 1Ds, whereas Starship's Super Heavy booster uses 33 next-gen Raptors. SpaceX decided to swap out two of those Raptors ahead of the next Flight 13 launch attempt, which is scheduled for Thursday afternoon (July 23).</w:t>
       </w:r>
     </w:p>
     <w:p>
@@ -609,7 +609,7 @@
           <w:b/>
           <w:sz w:val="26"/>
         </w:rPr>
-        <w:t>7. Twice in a row: SpaceX rocket aborts launch at last second again (video)</w:t>
+        <w:t>7. Four astronauts, 3 spacecraft, 2 weeks in orbit: Artemis III will be NASA's most complicated mission ever</w:t>
       </w:r>
     </w:p>
     <w:p>
@@ -635,7 +635,7 @@
       <w:r>
         <w:drawing>
           <wp:inline xmlns:a="http://schemas.openxmlformats.org/drawingml/2006/main" xmlns:pic="http://schemas.openxmlformats.org/drawingml/2006/picture">
-            <wp:extent cx="4389120" cy="2468880"/>
+            <wp:extent cx="4389120" cy="2449568"/>
             <wp:docPr id="7" name="Picture 7"/>
             <wp:cNvGraphicFramePr>
               <a:graphicFrameLocks noChangeAspect="1"/>
@@ -649,95 +649,6 @@
                   </pic:nvPicPr>
                   <pic:blipFill>
                     <a:blip r:embed="rId23"/>
-                    <a:stretch>
-                      <a:fillRect/>
-                    </a:stretch>
-                  </pic:blipFill>
-                  <pic:spPr>
-                    <a:xfrm>
-                      <a:off x="0" y="0"/>
-                      <a:ext cx="4389120" cy="2468880"/>
-                    </a:xfrm>
-                    <a:prstGeom prst="rect"/>
-                  </pic:spPr>
-                </pic:pic>
-              </a:graphicData>
-            </a:graphic>
-          </wp:inline>
-        </w:drawing>
-      </w:r>
-    </w:p>
-    <w:p>
-      <w:pPr>
-        <w:spacing w:after="120" w:line="276" w:lineRule="auto"/>
-        <w:jc w:val="both"/>
-      </w:pPr>
-      <w:r>
-        <w:rPr>
-          <w:rFonts w:ascii="Times New Roman" w:hAnsi="Times New Roman"/>
-          <w:sz w:val="24"/>
-        </w:rPr>
-        <w:t>Click for next article That's two last-second launch aborts in a row for SpaceX. One of the company's Falcon 9 rockets tried to loft 24 Starlink internet satellites from Vandenberg Space Force Base in California this morning (July 20), but the attempt was aborted just as the first-stage engines started firing up. Something similar happened on Thursday afternoon (July 16), when SpaceX attempted to launch the 13th test flight of its Starship megarocket. A SpaceX Falcon 9 rocket tries to launch 24 Starlink satellites from Vandenberg Space Force Base on July 20, 2026. The launch aborted at the last second. (Image credit: SpaceX) The two events likely have little in common other than a proximity in time. They involved two very different vehicles, after all: The workhorse Falcon 9 is the most reliable and active rocket on the planet; it has already launched 84 times this year, with zero failures. Starship, on the other hand, remains in the development-and-testing phase. SpaceX has high hopes for the giant vehicle, which combines full reusability with unprecedented brawn. (It's the biggest and most powerful rocket ever built.) The two vehicles are also powered by different engines. The Falcon 9's first stage employs nine Merlin 1Ds, whereas Starship's Super Heavy booster uses 33 next-gen Raptors. SpaceX decided to swap out two of those Raptors ahead of the next Flight 13 launch attempt, which is scheduled for Thursday afternoon (July 23).</w:t>
-      </w:r>
-    </w:p>
-    <w:p>
-      <w:pPr>
-        <w:pBdr>
-          <w:bottom w:val="single" w:sz="6" w:space="6" w:color="A6A6A6"/>
-        </w:pBdr>
-      </w:pPr>
-    </w:p>
-    <w:p/>
-    <w:p>
-      <w:pPr>
-        <w:spacing w:after="60"/>
-      </w:pPr>
-      <w:r>
-        <w:rPr>
-          <w:rFonts w:ascii="Times New Roman" w:hAnsi="Times New Roman"/>
-          <w:b/>
-          <w:sz w:val="26"/>
-        </w:rPr>
-        <w:t>8. Four astronauts, 3 spacecraft, 2 weeks in orbit: Artemis III will be NASA's most complicated mission ever</w:t>
-      </w:r>
-    </w:p>
-    <w:p>
-      <w:pPr>
-        <w:spacing w:after="80"/>
-        <w:jc w:val="left"/>
-      </w:pPr>
-      <w:hyperlink r:id="rId24">
-        <w:r>
-          <w:rPr>
-            <w:color w:val="0000FF"/>
-            <w:u w:val="single"/>
-          </w:rPr>
-          <w:t>Read more</w:t>
-        </w:r>
-      </w:hyperlink>
-    </w:p>
-    <w:p>
-      <w:pPr>
-        <w:spacing w:after="120"/>
-        <w:jc w:val="center"/>
-      </w:pPr>
-      <w:r>
-        <w:drawing>
-          <wp:inline xmlns:a="http://schemas.openxmlformats.org/drawingml/2006/main" xmlns:pic="http://schemas.openxmlformats.org/drawingml/2006/picture">
-            <wp:extent cx="4389120" cy="2449568"/>
-            <wp:docPr id="8" name="Picture 8"/>
-            <wp:cNvGraphicFramePr>
-              <a:graphicFrameLocks noChangeAspect="1"/>
-            </wp:cNvGraphicFramePr>
-            <a:graphic>
-              <a:graphicData uri="http://schemas.openxmlformats.org/drawingml/2006/picture">
-                <pic:pic>
-                  <pic:nvPicPr>
-                    <pic:cNvPr id="0" name="image.jpg"/>
-                    <pic:cNvPicPr/>
-                  </pic:nvPicPr>
-                  <pic:blipFill>
-                    <a:blip r:embed="rId25"/>
                     <a:stretch>
                       <a:fillRect/>
                     </a:stretch>
@@ -787,7 +698,96 @@
           <w:b/>
           <w:sz w:val="26"/>
         </w:rPr>
-        <w:t>9. Artemis II was an incredible reminder of our shared humanity just when we needed it most (op-ed)</w:t>
+        <w:t>8. Artemis II was an incredible reminder of our shared humanity just when we needed it most (op-ed)</w:t>
+      </w:r>
+    </w:p>
+    <w:p>
+      <w:pPr>
+        <w:spacing w:after="80"/>
+        <w:jc w:val="left"/>
+      </w:pPr>
+      <w:hyperlink r:id="rId24">
+        <w:r>
+          <w:rPr>
+            <w:color w:val="0000FF"/>
+            <w:u w:val="single"/>
+          </w:rPr>
+          <w:t>Read more</w:t>
+        </w:r>
+      </w:hyperlink>
+    </w:p>
+    <w:p>
+      <w:pPr>
+        <w:spacing w:after="120"/>
+        <w:jc w:val="center"/>
+      </w:pPr>
+      <w:r>
+        <w:drawing>
+          <wp:inline xmlns:a="http://schemas.openxmlformats.org/drawingml/2006/main" xmlns:pic="http://schemas.openxmlformats.org/drawingml/2006/picture">
+            <wp:extent cx="4389120" cy="2468880"/>
+            <wp:docPr id="8" name="Picture 8"/>
+            <wp:cNvGraphicFramePr>
+              <a:graphicFrameLocks noChangeAspect="1"/>
+            </wp:cNvGraphicFramePr>
+            <a:graphic>
+              <a:graphicData uri="http://schemas.openxmlformats.org/drawingml/2006/picture">
+                <pic:pic>
+                  <pic:nvPicPr>
+                    <pic:cNvPr id="0" name="image.jpg"/>
+                    <pic:cNvPicPr/>
+                  </pic:nvPicPr>
+                  <pic:blipFill>
+                    <a:blip r:embed="rId25"/>
+                    <a:stretch>
+                      <a:fillRect/>
+                    </a:stretch>
+                  </pic:blipFill>
+                  <pic:spPr>
+                    <a:xfrm>
+                      <a:off x="0" y="0"/>
+                      <a:ext cx="4389120" cy="2468880"/>
+                    </a:xfrm>
+                    <a:prstGeom prst="rect"/>
+                  </pic:spPr>
+                </pic:pic>
+              </a:graphicData>
+            </a:graphic>
+          </wp:inline>
+        </w:drawing>
+      </w:r>
+    </w:p>
+    <w:p>
+      <w:pPr>
+        <w:spacing w:after="120" w:line="276" w:lineRule="auto"/>
+        <w:jc w:val="both"/>
+      </w:pPr>
+      <w:r>
+        <w:rPr>
+          <w:rFonts w:ascii="Times New Roman" w:hAnsi="Times New Roman"/>
+          <w:sz w:val="24"/>
+        </w:rPr>
+        <w:t>Click for next article The Artemis II crew - (clockwise from left) Mission Specialist Christina Koch, Mission Specialist Jeremy Hansen, Commander Reid Wiseman, and Pilot Victor Glover - take time out for a group hug inside the Orion spacecraft on their way home. For ten glorious days starting on April 1, 2026, one human endeavor captivated our home planet across continents and time zones: the NASA Artemis II mission to orbit the moon, the first crewed mission to cislunar space since 1972. In an Easter-Passover week that had especially demoralizing headlines on global conflicts, this mission presented a powerful vision of what journeying together and taking enormous risks for a shared purpose towards a shared future could look like. Much has been spoken and written about the scientific and personal achievements of the Artemis II mission and its trailblazing astronauts . Their humanity, and what it did for humankind at large, is perhaps a quieter yet just-as-celebratory achievement. In a time of trillion-dollar AI IPOs , when the seemingly planned obsolescence of humanity itself looms on our collective horizon, the Artemis II astronauts reminded us that they considered it the honor of a lifetime to do this for us - and as us - while transmitting daily that they couldn't wait to come home to us. As Christina Koch shared at the end of the translunar injection burn (TLI) on day 2 , while Artemis II set its course to leave Earth's orbital space for the moon as well as its return trajectory: "With this translunar injection burn, we do not leave Earth. We choose it." Aparna Venkatesan Astronomer at the University of San Francisco Aparna Venkatesan is an astronomer and dark-sky advocate in the Department of Physics and Astronomy at University of San Francisco. She works actively on space policy projects and has co-created STEM partnerships with Indigenous communities for almost 25 years. Dr. Venkatesan recently coined the term noctalgia with Dr. John Barentine to express "sky grief" for the accelerating loss of the home environment of our shared skies. From their morning wake-up music playlists (which inspired many to enquire about submitting their compositions for future crewed missions), to the reading out of their menus and details of their daily workouts or sleep schedules, we were reminded that these astronauts were navigating with us in real time the humdrum work of staying alive while conducting amazing science. This signal reached Earth as a continuous invitation to fellowship, and the record-breaking viewership of Artemis II built like a slow cooker feast, with global engagement increasing from launch to splashdown . The Artemis II livestream introduced many viewers to the unavoidable aspects of spaceflight missions, such as the timing lag and blackouts in communications that will endure regardless of future technological advancements. Sometimes this was wonderfully funny, like when the Canadian Prime Minister Mark Carney sought reassurance from the Artemis II astronauts that they preferred maple syrup to Nutella over their pancakes , with the astronauts bursting into laughter a few seconds after the media in-room chuckles. At other times, it was the quiet anticipation of unprecedented history like the 40-minute communications blackout when the Orion spacecraft traveled behind the moon, or the heart pounding nailbiters of the 6-minute blackouts during the TLI or re-entry to Earth. In an era that rewards instantaneity over pauses, the globe watched and waited together. Such communication lags will compound dramatically for more distant worlds we explore, yet will still tether us profoundly in real time to one another despite our attention- and time-deprived schedules. Artemis II astronauts Victor Glover and Christina Koch smile after being recovered onto a U.S. Navy vessel following splashdown. (Image credit: NASA/Bill Ingalls) The Artemis II livestream also brought home the challenges of human bodily functions far from home. An inordinate amount of media attention and communications airtime was devoted to the brand new model of NASA toilet which developed issues just hours after launch and later became unfunctional on day 3 of the mission. Panels of NASA and space studies experts were asked by journalists about whether the astronauts were able to do either one or both of "#1" or "#2", or why the toilet gave off burning smells, highlighting the very human realities of boldly going where no one has gone before. We also saw the rocking of the Orion capsule framed by the darkness of space and the background of the moon or Earth. We watched as each astronaut took their turn with the mandatory daily exercise routine to prevent bone density loss, cardiovascular issues and other health declines in a microgravity environment (only one astronaut can work out at a time, owing to space restrictions and to prevent buildup of exhaled carbon dioxide in an enclosed environment). The Artemis II crew give a group thumbs-up inside their Orion capsule. (Image credit: NASA) The Artemis II mission was full of deeply personal experiences and observations shared by the astronauts, made even more powerful by their unscripted nature. Commander Reed Wiseman's impromptu words of gratitude to the thousands of engineers and staff involved with the successful TLI, and the spontaneous naming of craters on the far side of the moon including - as the astronauts wept and hugged - one for his deceased wife Carroll , connected us in real time to their, and therefore our, evolving scientific and human perspectives. This gratitude was echoed in a recent interview at the Kennedy Space Center , in which Wiseman shared that he had just received a handwritten note at the airport written on a boarding pass, stating "Thank you for reminding us about joy and hope in the universe again", which he expanded on to thank all the hands that helped the Artemis II mission succeed. There were also moments during the mission when they simply ran out of words, like when they saw shades of colors on far-side lunar craters on what appears from Earth as a gray barren world. They called for new language to describe what they were seeing. The moon and earth as seen through the window of the Artemis II crew's Orion spacecraft (Image credit: NASA) NASA recently issued a call for filmmakers, documentarians, songwriters, and poets to contribute to mission storytelling, especially encouraging in the wake of the cancellation of the artist-focused dearmoon mission . Perhaps a Dictionary of the Moon and an Embassy of the Moon , as Dutch artist Marjolijn van Heemstra has proposed, will become possibilities in the future. Towards the end of the 1997 movie "Contact," based on the 1985 book by Carl Sagan, astronaut and SETI scientist Dr. Ellie Arroway (played by Jodie Foster) is overcome by the experience of interstellar travel and the dazzling views it brings. She says in a choked voice "they should have sent a poet." In the case of Artemis II, we sent four.</w:t>
+      </w:r>
+    </w:p>
+    <w:p>
+      <w:pPr>
+        <w:pBdr>
+          <w:bottom w:val="single" w:sz="6" w:space="6" w:color="A6A6A6"/>
+        </w:pBdr>
+      </w:pPr>
+    </w:p>
+    <w:p/>
+    <w:p>
+      <w:pPr>
+        <w:spacing w:after="60"/>
+      </w:pPr>
+      <w:r>
+        <w:rPr>
+          <w:rFonts w:ascii="Times New Roman" w:hAnsi="Times New Roman"/>
+          <w:b/>
+          <w:sz w:val="26"/>
+        </w:rPr>
+        <w:t>9. Rocket launch costs have dropped 96% since 1960. How low can they go?</w:t>
       </w:r>
     </w:p>
     <w:p>
@@ -855,7 +855,7 @@
           <w:rFonts w:ascii="Times New Roman" w:hAnsi="Times New Roman"/>
           <w:sz w:val="24"/>
         </w:rPr>
-        <w:t>Click for next article The Artemis II crew - (clockwise from left) Mission Specialist Christina Koch, Mission Specialist Jeremy Hansen, Commander Reid Wiseman, and Pilot Victor Glover - take time out for a group hug inside the Orion spacecraft on their way home. For ten glorious days starting on April 1, 2026, one human endeavor captivated our home planet across continents and time zones: the NASA Artemis II mission to orbit the moon, the first crewed mission to cislunar space since 1972. In an Easter-Passover week that had especially demoralizing headlines on global conflicts, this mission presented a powerful vision of what journeying together and taking enormous risks for a shared purpose towards a shared future could look like. Much has been spoken and written about the scientific and personal achievements of the Artemis II mission and its trailblazing astronauts . Their humanity, and what it did for humankind at large, is perhaps a quieter yet just-as-celebratory achievement. In a time of trillion-dollar AI IPOs , when the seemingly planned obsolescence of humanity itself looms on our collective horizon, the Artemis II astronauts reminded us that they considered it the honor of a lifetime to do this for us - and as us - while transmitting daily that they couldn't wait to come home to us. As Christina Koch shared at the end of the translunar injection burn (TLI) on day 2 , while Artemis II set its course to leave Earth's orbital space for the moon as well as its return trajectory: "With this translunar injection burn, we do not leave Earth. We choose it." Aparna Venkatesan Astronomer at the University of San Francisco Aparna Venkatesan is an astronomer and dark-sky advocate in the Department of Physics and Astronomy at University of San Francisco. She works actively on space policy projects and has co-created STEM partnerships with Indigenous communities for almost 25 years. Dr. Venkatesan recently coined the term noctalgia with Dr. John Barentine to express "sky grief" for the accelerating loss of the home environment of our shared skies. From their morning wake-up music playlists (which inspired many to enquire about submitting their compositions for future crewed missions), to the reading out of their menus and details of their daily workouts or sleep schedules, we were reminded that these astronauts were navigating with us in real time the humdrum work of staying alive while conducting amazing science. This signal reached Earth as a continuous invitation to fellowship, and the record-breaking viewership of Artemis II built like a slow cooker feast, with global engagement increasing from launch to splashdown . The Artemis II livestream introduced many viewers to the unavoidable aspects of spaceflight missions, such as the timing lag and blackouts in communications that will endure regardless of future technological advancements. Sometimes this was wonderfully funny, like when the Canadian Prime Minister Mark Carney sought reassurance from the Artemis II astronauts that they preferred maple syrup to Nutella over their pancakes , with the astronauts bursting into laughter a few seconds after the media in-room chuckles. At other times, it was the quiet anticipation of unprecedented history like the 40-minute communications blackout when the Orion spacecraft traveled behind the moon, or the heart pounding nailbiters of the 6-minute blackouts during the TLI or re-entry to Earth. In an era that rewards instantaneity over pauses, the globe watched and waited together. Such communication lags will compound dramatically for more distant worlds we explore, yet will still tether us profoundly in real time to one another despite our attention- and time-deprived schedules. Artemis II astronauts Victor Glover and Christina Koch smile after being recovered onto a U.S. Navy vessel following splashdown. (Image credit: NASA/Bill Ingalls) The Artemis II livestream also brought home the challenges of human bodily functions far from home. An inordinate amount of media attention and communications airtime was devoted to the brand new model of NASA toilet which developed issues just hours after launch and later became unfunctional on day 3 of the mission. Panels of NASA and space studies experts were asked by journalists about whether the astronauts were able to do either one or both of "#1" or "#2", or why the toilet gave off burning smells, highlighting the very human realities of boldly going where no one has gone before. We also saw the rocking of the Orion capsule framed by the darkness of space and the background of the moon or Earth. We watched as each astronaut took their turn with the mandatory daily exercise routine to prevent bone density loss, cardiovascular issues and other health declines in a microgravity environment (only one astronaut can work out at a time, owing to space restrictions and to prevent buildup of exhaled carbon dioxide in an enclosed environment). The Artemis II crew give a group thumbs-up inside their Orion capsule. (Image credit: NASA) The Artemis II mission was full of deeply personal experiences and observations shared by the astronauts, made even more powerful by their unscripted nature. Commander Reed Wiseman's impromptu words of gratitude to the thousands of engineers and staff involved with the successful TLI, and the spontaneous naming of craters on the far side of the moon including - as the astronauts wept and hugged - one for his deceased wife Carroll , connected us in real time to their, and therefore our, evolving scientific and human perspectives. This gratitude was echoed in a recent interview at the Kennedy Space Center , in which Wiseman shared that he had just received a handwritten note at the airport written on a boarding pass, stating "Thank you for reminding us about joy and hope in the universe again", which he expanded on to thank all the hands that helped the Artemis II mission succeed. There were also moments during the mission when they simply ran out of words, like when they saw shades of colors on far-side lunar craters on what appears from Earth as a gray barren world. They called for new language to describe what they were seeing. The moon and earth as seen through the window of the Artemis II crew's Orion spacecraft (Image credit: NASA) NASA recently issued a call for filmmakers, documentarians, songwriters, and poets to contribute to mission storytelling, especially encouraging in the wake of the cancellation of the artist-focused dearmoon mission . Perhaps a Dictionary of the Moon and an Embassy of the Moon , as Dutch artist Marjolijn van Heemstra has proposed, will become possibilities in the future. Towards the end of the 1997 movie "Contact," based on the 1985 book by Carl Sagan, astronaut and SETI scientist Dr. Ellie Arroway (played by Jodie Foster) is overcome by the experience of interstellar travel and the dazzling views it brings. She says in a choked voice "they should have sent a poet." In the case of Artemis II, we sent four.</w:t>
+        <w:t>Click for next article SpaceX's partially reusable Falcon 9 rocket - seen here launching the first demonstration mission of the company's Starfall reentry capsule on June 23, 2026 - has helped drive launch costs down dramatically. The costs of space launch have fallen 96% in the past six decades and have the potential to plummet by nearly as much by 2040, a new study finds. However, such an improvement might get hampered by a number of challenges, such as the rise of space debris in orbit or a single company monopolizing commercial space launch , researchers added. Although previous analyses of space launch suggested that costs had dropped over time, one major problem with these prior studies was that they "considered the cost of the rockets , but not how much they launched during their lifetimes," study co-author Francesco Nicoli, an associate professor of political economy at the Politecnico University of Turin in Italy, told Space.com. This meant this earlier work failed to accurately track the average costs of reaching space. Before commercial launch: A NASA Saturn V rocket launches on May 14, 1973, carrying the Skylab 1 space station into orbit. (Image credit: NASA) In the new study, the researchers developed the largest dataset of rocket launches to date, covering 4,405 launches from 1960 to 2025. This included more than 330 different rocket configurations devised by developers in the United States, Russia, China, India, Europe, Japan, Australia, Brazil, Israel, Iran, South Korea and Ukraine. The investigators found that, in 2024 U.S. dollars, the average cost of sending 2.2 pounds (1 kilogram) to orbit dropped from $87,023 in 1960 to $3,868 in 2025 - a decrease of 96%. All in all, the rate at which the space-launch industry learned to reduce costs was among the fastest recorded in any industry to date, the investigators noted. They calculated that each time the cumulative payload of the entire space-launch industry doubled, the average cost of sending 2.2 pounds (1 kg) to orbit decreased by 21.2%. This learning rate exceeds that seen with solar panels, "a technology that is now frequently taken as the benchmark for cost reduction," study co-author Alessio Terzi, an assistant professor of public policy at the University of Cambridge in England, told Space.com. The researchers suggested two major causes behind this drop in costs. "First, the end of the Cold War and the shift to so-called 'New Space,' meaning the use of space for commercial purpose, seems to have accelerated the rate of learning - in the Cold War era, countries launched with their national launchers no matter the cost," Terzi said. "Second, our data shows an acceleration in the learning rate of space since the launch of the Falcon 9 of SpaceX , and the advent of reusability at scale." Assuming this trend holds, the investigators estimated the average cost of space launch would fall to $1,600 per 2.2 pounds (1 kg) by 2030 and $300 by 2040. "There is still significant scope for further cost reductions going forward," Terzi said. Of course, past performance is no guarantee of future results. There are at least three factors that could slow or reverse this cost trajectory, the researchers said. First, space junk poses a growing problem for the launch industry. Space debris is typically zipping at speeds of about 16,800 mph (27,000 km/h), and so can inflict massive damage on anything in orbit. The problem space junk poses gets worse when collisions spawn even more debris , eventually cluttering space with high-speed shrapnel, a scenario nicknamed the "Kessler syndrome" after NASA scientist Donald Kessler, who predicted it in 1978. Second, at the global level, SpaceX is currently responsible for roughly 75% of the total payload sent to orbit. The investigators noted there are strong economic incentives for a would-be monopolist to charge higher prices to potential clients. This in turn would reduce the total payload sent to orbit, slowing the future evolution of average launch costs. Finally, the current climate of increasing geopolitical tensions is likely to make governments around the world cautious when it comes to depending too heavily on a single U.S. company for space launch. This may bring back Cold War dynamics, as nations pursue independent access to orbit, even if this means using more expensive home-based rocket technology, the researchers said. All in all, "there is a strong feeling, perhaps exemplified by the recent record-breaking mega-IPO of SpaceX , that space is at a structural break point - a moment where trends are accelerating," Terzi said. "Forecasting at moments of structural break is very hard in general, and therefore also in our case."</w:t>
       </w:r>
     </w:p>
     <w:p>
@@ -876,7 +876,7 @@
           <w:b/>
           <w:sz w:val="26"/>
         </w:rPr>
-        <w:t>10. Rocket launch costs have dropped 96% since 1960. How low can they go?</w:t>
+        <w:t>10. An artificial 'Saturn's ring' of satellites could soon fill the sky, astronomers warn</w:t>
       </w:r>
     </w:p>
     <w:p>
@@ -916,95 +916,6 @@
                   </pic:nvPicPr>
                   <pic:blipFill>
                     <a:blip r:embed="rId29"/>
-                    <a:stretch>
-                      <a:fillRect/>
-                    </a:stretch>
-                  </pic:blipFill>
-                  <pic:spPr>
-                    <a:xfrm>
-                      <a:off x="0" y="0"/>
-                      <a:ext cx="4389120" cy="2468880"/>
-                    </a:xfrm>
-                    <a:prstGeom prst="rect"/>
-                  </pic:spPr>
-                </pic:pic>
-              </a:graphicData>
-            </a:graphic>
-          </wp:inline>
-        </w:drawing>
-      </w:r>
-    </w:p>
-    <w:p>
-      <w:pPr>
-        <w:spacing w:after="120" w:line="276" w:lineRule="auto"/>
-        <w:jc w:val="both"/>
-      </w:pPr>
-      <w:r>
-        <w:rPr>
-          <w:rFonts w:ascii="Times New Roman" w:hAnsi="Times New Roman"/>
-          <w:sz w:val="24"/>
-        </w:rPr>
-        <w:t>Click for next article SpaceX's partially reusable Falcon 9 rocket - seen here launching the first demonstration mission of the company's Starfall reentry capsule on June 23, 2026 - has helped drive launch costs down dramatically. The costs of space launch have fallen 96% in the past six decades and have the potential to plummet by nearly as much by 2040, a new study finds. However, such an improvement might get hampered by a number of challenges, such as the rise of space debris in orbit or a single company monopolizing commercial space launch , researchers added. Although previous analyses of space launch suggested that costs had dropped over time, one major problem with these prior studies was that they "considered the cost of the rockets , but not how much they launched during their lifetimes," study co-author Francesco Nicoli, an associate professor of political economy at the Politecnico University of Turin in Italy, told Space.com. This meant this earlier work failed to accurately track the average costs of reaching space. Before commercial launch: A NASA Saturn V rocket launches on May 14, 1973, carrying the Skylab 1 space station into orbit. (Image credit: NASA) In the new study, the researchers developed the largest dataset of rocket launches to date, covering 4,405 launches from 1960 to 2025. This included more than 330 different rocket configurations devised by developers in the United States, Russia, China, India, Europe, Japan, Australia, Brazil, Israel, Iran, South Korea and Ukraine. The investigators found that, in 2024 U.S. dollars, the average cost of sending 2.2 pounds (1 kilogram) to orbit dropped from $87,023 in 1960 to $3,868 in 2025 - a decrease of 96%. All in all, the rate at which the space-launch industry learned to reduce costs was among the fastest recorded in any industry to date, the investigators noted. They calculated that each time the cumulative payload of the entire space-launch industry doubled, the average cost of sending 2.2 pounds (1 kg) to orbit decreased by 21.2%. This learning rate exceeds that seen with solar panels, "a technology that is now frequently taken as the benchmark for cost reduction," study co-author Alessio Terzi, an assistant professor of public policy at the University of Cambridge in England, told Space.com. The researchers suggested two major causes behind this drop in costs. "First, the end of the Cold War and the shift to so-called 'New Space,' meaning the use of space for commercial purpose, seems to have accelerated the rate of learning - in the Cold War era, countries launched with their national launchers no matter the cost," Terzi said. "Second, our data shows an acceleration in the learning rate of space since the launch of the Falcon 9 of SpaceX , and the advent of reusability at scale." Assuming this trend holds, the investigators estimated the average cost of space launch would fall to $1,600 per 2.2 pounds (1 kg) by 2030 and $300 by 2040. "There is still significant scope for further cost reductions going forward," Terzi said. Of course, past performance is no guarantee of future results. There are at least three factors that could slow or reverse this cost trajectory, the researchers said. First, space junk poses a growing problem for the launch industry. Space debris is typically zipping at speeds of about 16,800 mph (27,000 km/h), and so can inflict massive damage on anything in orbit. The problem space junk poses gets worse when collisions spawn even more debris , eventually cluttering space with high-speed shrapnel, a scenario nicknamed the "Kessler syndrome" after NASA scientist Donald Kessler, who predicted it in 1978. Second, at the global level, SpaceX is currently responsible for roughly 75% of the total payload sent to orbit. The investigators noted there are strong economic incentives for a would-be monopolist to charge higher prices to potential clients. This in turn would reduce the total payload sent to orbit, slowing the future evolution of average launch costs. Finally, the current climate of increasing geopolitical tensions is likely to make governments around the world cautious when it comes to depending too heavily on a single U.S. company for space launch. This may bring back Cold War dynamics, as nations pursue independent access to orbit, even if this means using more expensive home-based rocket technology, the researchers said. All in all, "there is a strong feeling, perhaps exemplified by the recent record-breaking mega-IPO of SpaceX , that space is at a structural break point - a moment where trends are accelerating," Terzi said. "Forecasting at moments of structural break is very hard in general, and therefore also in our case."</w:t>
-      </w:r>
-    </w:p>
-    <w:p>
-      <w:pPr>
-        <w:pBdr>
-          <w:bottom w:val="single" w:sz="6" w:space="6" w:color="A6A6A6"/>
-        </w:pBdr>
-      </w:pPr>
-    </w:p>
-    <w:p/>
-    <w:p>
-      <w:pPr>
-        <w:spacing w:after="60"/>
-      </w:pPr>
-      <w:r>
-        <w:rPr>
-          <w:rFonts w:ascii="Times New Roman" w:hAnsi="Times New Roman"/>
-          <w:b/>
-          <w:sz w:val="26"/>
-        </w:rPr>
-        <w:t>11. An artificial 'Saturn's ring' of satellites could soon fill the sky, astronomers warn</w:t>
-      </w:r>
-    </w:p>
-    <w:p>
-      <w:pPr>
-        <w:spacing w:after="80"/>
-        <w:jc w:val="left"/>
-      </w:pPr>
-      <w:hyperlink r:id="rId30">
-        <w:r>
-          <w:rPr>
-            <w:color w:val="0000FF"/>
-            <w:u w:val="single"/>
-          </w:rPr>
-          <w:t>Read more</w:t>
-        </w:r>
-      </w:hyperlink>
-    </w:p>
-    <w:p>
-      <w:pPr>
-        <w:spacing w:after="120"/>
-        <w:jc w:val="center"/>
-      </w:pPr>
-      <w:r>
-        <w:drawing>
-          <wp:inline xmlns:a="http://schemas.openxmlformats.org/drawingml/2006/main" xmlns:pic="http://schemas.openxmlformats.org/drawingml/2006/picture">
-            <wp:extent cx="4389120" cy="2468880"/>
-            <wp:docPr id="11" name="Picture 11"/>
-            <wp:cNvGraphicFramePr>
-              <a:graphicFrameLocks noChangeAspect="1"/>
-            </wp:cNvGraphicFramePr>
-            <a:graphic>
-              <a:graphicData uri="http://schemas.openxmlformats.org/drawingml/2006/picture">
-                <pic:pic>
-                  <pic:nvPicPr>
-                    <pic:cNvPr id="0" name="image.jpg"/>
-                    <pic:cNvPicPr/>
-                  </pic:nvPicPr>
-                  <pic:blipFill>
-                    <a:blip r:embed="rId31"/>
                     <a:stretch>
                       <a:fillRect/>
                     </a:stretch>
